--- a/output/report/浮游生物群落生态调查报告.docx
+++ b/output/report/浮游生物群落生态调查报告.docx
@@ -159,7 +159,7 @@
         <w:t>模糊计数规范化：</w:t>
       </w:r>
       <w:r>
-        <w:t>野外镜检中出现的"若干""很多""大量"等模糊表述，分别映射为数值3、8、15。</w:t>
+        <w:t>野外镜检中出现的"若干""很多""大量"等模糊表述，分别映射为数值25~30（随机）、8、15。注：若干的映射值经与现场人员核实后从最初低估的3修正为实际范围25~30。</w:t>
       </w:r>
     </w:p>
     <w:p>
@@ -2567,7 +2567,7 @@
                 <w:b w:val="0"/>
                 <w:sz w:val="16"/>
               </w:rPr>
-              <w:t>38</w:t>
+              <w:t>62</w:t>
             </w:r>
           </w:p>
         </w:tc>
@@ -2586,7 +2586,7 @@
                 <w:b w:val="0"/>
                 <w:sz w:val="16"/>
               </w:rPr>
-              <w:t>2.393</w:t>
+              <w:t>1.982</w:t>
             </w:r>
           </w:p>
         </w:tc>
@@ -2605,7 +2605,7 @@
                 <w:b w:val="0"/>
                 <w:sz w:val="16"/>
               </w:rPr>
-              <w:t>0.873</w:t>
+              <w:t>0.765</w:t>
             </w:r>
           </w:p>
         </w:tc>
@@ -2624,7 +2624,7 @@
                 <w:b w:val="0"/>
                 <w:sz w:val="16"/>
               </w:rPr>
-              <w:t>0.863</w:t>
+              <w:t>0.715</w:t>
             </w:r>
           </w:p>
         </w:tc>
@@ -2643,7 +2643,7 @@
                 <w:b w:val="0"/>
                 <w:sz w:val="16"/>
               </w:rPr>
-              <w:t>4.12</w:t>
+              <w:t>3.63</w:t>
             </w:r>
           </w:p>
         </w:tc>
@@ -2721,7 +2721,7 @@
                 <w:b w:val="0"/>
                 <w:sz w:val="16"/>
               </w:rPr>
-              <w:t>49</w:t>
+              <w:t>75</w:t>
             </w:r>
           </w:p>
         </w:tc>
@@ -2740,7 +2740,7 @@
                 <w:b w:val="0"/>
                 <w:sz w:val="16"/>
               </w:rPr>
-              <w:t>2.622</w:t>
+              <w:t>2.230</w:t>
             </w:r>
           </w:p>
         </w:tc>
@@ -2759,7 +2759,7 @@
                 <w:b w:val="0"/>
                 <w:sz w:val="16"/>
               </w:rPr>
-              <w:t>0.914</w:t>
+              <w:t>0.815</w:t>
             </w:r>
           </w:p>
         </w:tc>
@@ -2778,7 +2778,7 @@
                 <w:b w:val="0"/>
                 <w:sz w:val="16"/>
               </w:rPr>
-              <w:t>0.926</w:t>
+              <w:t>0.787</w:t>
             </w:r>
           </w:p>
         </w:tc>
@@ -2797,7 +2797,7 @@
                 <w:b w:val="0"/>
                 <w:sz w:val="16"/>
               </w:rPr>
-              <w:t>4.11</w:t>
+              <w:t>3.71</w:t>
             </w:r>
           </w:p>
         </w:tc>
@@ -2875,7 +2875,7 @@
                 <w:b w:val="0"/>
                 <w:sz w:val="16"/>
               </w:rPr>
-              <w:t>21</w:t>
+              <w:t>43</w:t>
             </w:r>
           </w:p>
         </w:tc>
@@ -2894,7 +2894,7 @@
                 <w:b w:val="0"/>
                 <w:sz w:val="16"/>
               </w:rPr>
-              <w:t>1.448</w:t>
+              <w:t>1.187</w:t>
             </w:r>
           </w:p>
         </w:tc>
@@ -2913,7 +2913,7 @@
                 <w:b w:val="0"/>
                 <w:sz w:val="16"/>
               </w:rPr>
-              <w:t>0.739</w:t>
+              <w:t>0.605</w:t>
             </w:r>
           </w:p>
         </w:tc>
@@ -2932,7 +2932,7 @@
                 <w:b w:val="0"/>
                 <w:sz w:val="16"/>
               </w:rPr>
-              <w:t>0.900</w:t>
+              <w:t>0.737</w:t>
             </w:r>
           </w:p>
         </w:tc>
@@ -2951,7 +2951,7 @@
                 <w:b w:val="0"/>
                 <w:sz w:val="16"/>
               </w:rPr>
-              <w:t>1.31</w:t>
+              <w:t>1.06</w:t>
             </w:r>
           </w:p>
         </w:tc>
@@ -3183,7 +3183,7 @@
                 <w:b w:val="0"/>
                 <w:sz w:val="16"/>
               </w:rPr>
-              <w:t>45</w:t>
+              <w:t>143</w:t>
             </w:r>
           </w:p>
         </w:tc>
@@ -3202,7 +3202,7 @@
                 <w:b w:val="0"/>
                 <w:sz w:val="16"/>
               </w:rPr>
-              <w:t>2.757</w:t>
+              <w:t>2.173</w:t>
             </w:r>
           </w:p>
         </w:tc>
@@ -3221,7 +3221,7 @@
                 <w:b w:val="0"/>
                 <w:sz w:val="16"/>
               </w:rPr>
-              <w:t>0.930</w:t>
+              <w:t>0.846</w:t>
             </w:r>
           </w:p>
         </w:tc>
@@ -3240,7 +3240,7 @@
                 <w:b w:val="0"/>
                 <w:sz w:val="16"/>
               </w:rPr>
-              <w:t>0.954</w:t>
+              <w:t>0.752</w:t>
             </w:r>
           </w:p>
         </w:tc>
@@ -3259,7 +3259,7 @@
                 <w:b w:val="0"/>
                 <w:sz w:val="16"/>
               </w:rPr>
-              <w:t>4.47</w:t>
+              <w:t>3.43</w:t>
             </w:r>
           </w:p>
         </w:tc>
@@ -3337,7 +3337,7 @@
                 <w:b w:val="0"/>
                 <w:sz w:val="16"/>
               </w:rPr>
-              <w:t>74</w:t>
+              <w:t>177</w:t>
             </w:r>
           </w:p>
         </w:tc>
@@ -3356,7 +3356,7 @@
                 <w:b w:val="0"/>
                 <w:sz w:val="16"/>
               </w:rPr>
-              <w:t>2.813</w:t>
+              <w:t>2.445</w:t>
             </w:r>
           </w:p>
         </w:tc>
@@ -3375,7 +3375,7 @@
                 <w:b w:val="0"/>
                 <w:sz w:val="16"/>
               </w:rPr>
-              <w:t>0.916</w:t>
+              <w:t>0.881</w:t>
             </w:r>
           </w:p>
         </w:tc>
@@ -3394,7 +3394,7 @@
                 <w:b w:val="0"/>
                 <w:sz w:val="16"/>
               </w:rPr>
-              <w:t>0.885</w:t>
+              <w:t>0.769</w:t>
             </w:r>
           </w:p>
         </w:tc>
@@ -3413,7 +3413,7 @@
                 <w:b w:val="0"/>
                 <w:sz w:val="16"/>
               </w:rPr>
-              <w:t>5.34</w:t>
+              <w:t>4.44</w:t>
             </w:r>
           </w:p>
         </w:tc>
@@ -3491,7 +3491,7 @@
                 <w:b w:val="0"/>
                 <w:sz w:val="16"/>
               </w:rPr>
-              <w:t>62</w:t>
+              <w:t>88</w:t>
             </w:r>
           </w:p>
         </w:tc>
@@ -3510,7 +3510,7 @@
                 <w:b w:val="0"/>
                 <w:sz w:val="16"/>
               </w:rPr>
-              <w:t>2.948</w:t>
+              <w:t>2.575</w:t>
             </w:r>
           </w:p>
         </w:tc>
@@ -3529,7 +3529,7 @@
                 <w:b w:val="0"/>
                 <w:sz w:val="16"/>
               </w:rPr>
-              <w:t>0.930</w:t>
+              <w:t>0.858</w:t>
             </w:r>
           </w:p>
         </w:tc>
@@ -3548,7 +3548,7 @@
                 <w:b w:val="0"/>
                 <w:sz w:val="16"/>
               </w:rPr>
-              <w:t>0.916</w:t>
+              <w:t>0.800</w:t>
             </w:r>
           </w:p>
         </w:tc>
@@ -3567,7 +3567,7 @@
                 <w:b w:val="0"/>
                 <w:sz w:val="16"/>
               </w:rPr>
-              <w:t>5.82</w:t>
+              <w:t>5.36</w:t>
             </w:r>
           </w:p>
         </w:tc>
@@ -3799,7 +3799,7 @@
                 <w:b w:val="0"/>
                 <w:sz w:val="16"/>
               </w:rPr>
-              <w:t>31</w:t>
+              <w:t>84</w:t>
             </w:r>
           </w:p>
         </w:tc>
@@ -3818,7 +3818,7 @@
                 <w:b w:val="0"/>
                 <w:sz w:val="16"/>
               </w:rPr>
-              <w:t>2.847</w:t>
+              <w:t>1.915</w:t>
             </w:r>
           </w:p>
         </w:tc>
@@ -3837,7 +3837,7 @@
                 <w:b w:val="0"/>
                 <w:sz w:val="16"/>
               </w:rPr>
-              <w:t>0.932</w:t>
+              <w:t>0.747</w:t>
             </w:r>
           </w:p>
         </w:tc>
@@ -3856,7 +3856,7 @@
                 <w:b w:val="0"/>
                 <w:sz w:val="16"/>
               </w:rPr>
-              <w:t>0.950</w:t>
+              <w:t>0.639</w:t>
             </w:r>
           </w:p>
         </w:tc>
@@ -3875,7 +3875,7 @@
                 <w:b w:val="0"/>
                 <w:sz w:val="16"/>
               </w:rPr>
-              <w:t>5.53</w:t>
+              <w:t>4.29</w:t>
             </w:r>
           </w:p>
         </w:tc>
@@ -4107,7 +4107,7 @@
                 <w:b w:val="0"/>
                 <w:sz w:val="16"/>
               </w:rPr>
-              <w:t>95</w:t>
+              <w:t>163</w:t>
             </w:r>
           </w:p>
         </w:tc>
@@ -4126,7 +4126,7 @@
                 <w:b w:val="0"/>
                 <w:sz w:val="16"/>
               </w:rPr>
-              <w:t>2.654</w:t>
+              <w:t>2.514</w:t>
             </w:r>
           </w:p>
         </w:tc>
@@ -4145,7 +4145,7 @@
                 <w:b w:val="0"/>
                 <w:sz w:val="16"/>
               </w:rPr>
-              <w:t>0.909</w:t>
+              <w:t>0.896</w:t>
             </w:r>
           </w:p>
         </w:tc>
@@ -4164,7 +4164,7 @@
                 <w:b w:val="0"/>
                 <w:sz w:val="16"/>
               </w:rPr>
-              <w:t>0.901</w:t>
+              <w:t>0.854</w:t>
             </w:r>
           </w:p>
         </w:tc>
@@ -4183,7 +4183,7 @@
                 <w:b w:val="0"/>
                 <w:sz w:val="16"/>
               </w:rPr>
-              <w:t>3.95</w:t>
+              <w:t>3.53</w:t>
             </w:r>
           </w:p>
         </w:tc>
@@ -4261,7 +4261,7 @@
                 <w:b w:val="0"/>
                 <w:sz w:val="16"/>
               </w:rPr>
-              <w:t>78</w:t>
+              <w:t>129</w:t>
             </w:r>
           </w:p>
         </w:tc>
@@ -4280,7 +4280,7 @@
                 <w:b w:val="0"/>
                 <w:sz w:val="16"/>
               </w:rPr>
-              <w:t>2.800</w:t>
+              <w:t>2.490</w:t>
             </w:r>
           </w:p>
         </w:tc>
@@ -4299,7 +4299,7 @@
                 <w:b w:val="0"/>
                 <w:sz w:val="16"/>
               </w:rPr>
-              <w:t>0.926</w:t>
+              <w:t>0.877</w:t>
             </w:r>
           </w:p>
         </w:tc>
@@ -4318,7 +4318,7 @@
                 <w:b w:val="0"/>
                 <w:sz w:val="16"/>
               </w:rPr>
-              <w:t>0.906</w:t>
+              <w:t>0.805</w:t>
             </w:r>
           </w:p>
         </w:tc>
@@ -4337,7 +4337,7 @@
                 <w:b w:val="0"/>
                 <w:sz w:val="16"/>
               </w:rPr>
-              <w:t>4.82</w:t>
+              <w:t>4.32</w:t>
             </w:r>
           </w:p>
         </w:tc>
@@ -4569,7 +4569,7 @@
                 <w:b w:val="0"/>
                 <w:sz w:val="16"/>
               </w:rPr>
-              <w:t>50</w:t>
+              <w:t>146</w:t>
             </w:r>
           </w:p>
         </w:tc>
@@ -4588,7 +4588,7 @@
                 <w:b w:val="0"/>
                 <w:sz w:val="16"/>
               </w:rPr>
-              <w:t>2.725</w:t>
+              <w:t>2.228</w:t>
             </w:r>
           </w:p>
         </w:tc>
@@ -4607,7 +4607,7 @@
                 <w:b w:val="0"/>
                 <w:sz w:val="16"/>
               </w:rPr>
-              <w:t>0.924</w:t>
+              <w:t>0.856</w:t>
             </w:r>
           </w:p>
         </w:tc>
@@ -4626,7 +4626,7 @@
                 <w:b w:val="0"/>
                 <w:sz w:val="16"/>
               </w:rPr>
-              <w:t>0.943</w:t>
+              <w:t>0.771</w:t>
             </w:r>
           </w:p>
         </w:tc>
@@ -4645,7 +4645,7 @@
                 <w:b w:val="0"/>
                 <w:sz w:val="16"/>
               </w:rPr>
-              <w:t>4.35</w:t>
+              <w:t>3.41</w:t>
             </w:r>
           </w:p>
         </w:tc>
@@ -4805,7 +4805,7 @@
                 <w:b w:val="0"/>
                 <w:sz w:val="18"/>
               </w:rPr>
-              <w:t>185</w:t>
+              <w:t>283</w:t>
             </w:r>
           </w:p>
         </w:tc>
@@ -4883,7 +4883,7 @@
                 <w:b w:val="0"/>
                 <w:sz w:val="18"/>
               </w:rPr>
-              <w:t>207</w:t>
+              <w:t>402</w:t>
             </w:r>
           </w:p>
         </w:tc>
@@ -4961,7 +4961,7 @@
                 <w:b w:val="0"/>
                 <w:sz w:val="18"/>
               </w:rPr>
-              <w:t>189</w:t>
+              <w:t>292</w:t>
             </w:r>
           </w:p>
         </w:tc>
@@ -5039,7 +5039,7 @@
                 <w:b w:val="0"/>
                 <w:sz w:val="18"/>
               </w:rPr>
-              <w:t>106</w:t>
+              <w:t>128</w:t>
             </w:r>
           </w:p>
         </w:tc>
@@ -5117,7 +5117,7 @@
                 <w:b w:val="0"/>
                 <w:sz w:val="18"/>
               </w:rPr>
-              <w:t>101</w:t>
+              <w:t>250</w:t>
             </w:r>
           </w:p>
         </w:tc>
@@ -5282,7 +5282,7 @@
                 <w:b w:val="0"/>
                 <w:sz w:val="18"/>
               </w:rPr>
-              <w:t>盘星藻</w:t>
+              <w:t>尾滴虫</w:t>
             </w:r>
           </w:p>
         </w:tc>
@@ -5301,7 +5301,7 @@
                 <w:b w:val="0"/>
                 <w:sz w:val="18"/>
               </w:rPr>
-              <w:t>87</w:t>
+              <w:t>167</w:t>
             </w:r>
           </w:p>
         </w:tc>
@@ -5320,7 +5320,7 @@
                 <w:b w:val="0"/>
                 <w:sz w:val="18"/>
               </w:rPr>
-              <w:t>绿藻门</w:t>
+              <w:t>原生动物</w:t>
             </w:r>
           </w:p>
         </w:tc>
@@ -5360,7 +5360,7 @@
                 <w:b w:val="0"/>
                 <w:sz w:val="18"/>
               </w:rPr>
-              <w:t>小球藻</w:t>
+              <w:t>中心纲硅藻</w:t>
             </w:r>
           </w:p>
         </w:tc>
@@ -5379,7 +5379,7 @@
                 <w:b w:val="0"/>
                 <w:sz w:val="18"/>
               </w:rPr>
-              <w:t>59</w:t>
+              <w:t>126</w:t>
             </w:r>
           </w:p>
         </w:tc>
@@ -5398,7 +5398,7 @@
                 <w:b w:val="0"/>
                 <w:sz w:val="18"/>
               </w:rPr>
-              <w:t>绿藻门</w:t>
+              <w:t>硅藻门</w:t>
             </w:r>
           </w:p>
         </w:tc>
@@ -5438,7 +5438,7 @@
                 <w:b w:val="0"/>
                 <w:sz w:val="18"/>
               </w:rPr>
-              <w:t>羽文纲硅藻</w:t>
+              <w:t>盘星藻</w:t>
             </w:r>
           </w:p>
         </w:tc>
@@ -5457,7 +5457,7 @@
                 <w:b w:val="0"/>
                 <w:sz w:val="18"/>
               </w:rPr>
-              <w:t>43</w:t>
+              <w:t>114</w:t>
             </w:r>
           </w:p>
         </w:tc>
@@ -5476,7 +5476,7 @@
                 <w:b w:val="0"/>
                 <w:sz w:val="18"/>
               </w:rPr>
-              <w:t>硅藻门</w:t>
+              <w:t>绿藻门</w:t>
             </w:r>
           </w:p>
         </w:tc>
@@ -5516,7 +5516,7 @@
                 <w:b w:val="0"/>
                 <w:sz w:val="18"/>
               </w:rPr>
-              <w:t>栅藻</w:t>
+              <w:t>小球藻</w:t>
             </w:r>
           </w:p>
         </w:tc>
@@ -5535,7 +5535,7 @@
                 <w:b w:val="0"/>
                 <w:sz w:val="18"/>
               </w:rPr>
-              <w:t>40</w:t>
+              <w:t>109</w:t>
             </w:r>
           </w:p>
         </w:tc>
@@ -5594,7 +5594,7 @@
                 <w:b w:val="0"/>
                 <w:sz w:val="18"/>
               </w:rPr>
-              <w:t>尾滴虫</w:t>
+              <w:t>甲藻</w:t>
             </w:r>
           </w:p>
         </w:tc>
@@ -5613,7 +5613,7 @@
                 <w:b w:val="0"/>
                 <w:sz w:val="18"/>
               </w:rPr>
-              <w:t>40</w:t>
+              <w:t>83</w:t>
             </w:r>
           </w:p>
         </w:tc>
@@ -5632,7 +5632,7 @@
                 <w:b w:val="0"/>
                 <w:sz w:val="18"/>
               </w:rPr>
-              <w:t>原生动物</w:t>
+              <w:t>甲藻门</w:t>
             </w:r>
           </w:p>
         </w:tc>
@@ -5672,7 +5672,7 @@
                 <w:b w:val="0"/>
                 <w:sz w:val="18"/>
               </w:rPr>
-              <w:t>轮虫</w:t>
+              <w:t>栅藻</w:t>
             </w:r>
           </w:p>
         </w:tc>
@@ -5691,7 +5691,7 @@
                 <w:b w:val="0"/>
                 <w:sz w:val="18"/>
               </w:rPr>
-              <w:t>36</w:t>
+              <w:t>66</w:t>
             </w:r>
           </w:p>
         </w:tc>
@@ -5710,7 +5710,7 @@
                 <w:b w:val="0"/>
                 <w:sz w:val="18"/>
               </w:rPr>
-              <w:t>轮虫动物</w:t>
+              <w:t>绿藻门</w:t>
             </w:r>
           </w:p>
         </w:tc>
@@ -5750,7 +5750,7 @@
                 <w:b w:val="0"/>
                 <w:sz w:val="18"/>
               </w:rPr>
-              <w:t>水绵</w:t>
+              <w:t>眼虫</w:t>
             </w:r>
           </w:p>
         </w:tc>
@@ -5769,7 +5769,7 @@
                 <w:b w:val="0"/>
                 <w:sz w:val="18"/>
               </w:rPr>
-              <w:t>35</w:t>
+              <w:t>55</w:t>
             </w:r>
           </w:p>
         </w:tc>
@@ -5788,7 +5788,7 @@
                 <w:b w:val="0"/>
                 <w:sz w:val="18"/>
               </w:rPr>
-              <w:t>绿藻门</w:t>
+              <w:t>裸藻门</w:t>
             </w:r>
           </w:p>
         </w:tc>
@@ -5828,7 +5828,7 @@
                 <w:b w:val="0"/>
                 <w:sz w:val="18"/>
               </w:rPr>
-              <w:t>甲藻</w:t>
+              <w:t>羽文纲硅藻</w:t>
             </w:r>
           </w:p>
         </w:tc>
@@ -5847,7 +5847,7 @@
                 <w:b w:val="0"/>
                 <w:sz w:val="18"/>
               </w:rPr>
-              <w:t>35</w:t>
+              <w:t>43</w:t>
             </w:r>
           </w:p>
         </w:tc>
@@ -5866,7 +5866,7 @@
                 <w:b w:val="0"/>
                 <w:sz w:val="18"/>
               </w:rPr>
-              <w:t>甲藻门</w:t>
+              <w:t>硅藻门</w:t>
             </w:r>
           </w:p>
         </w:tc>
@@ -5906,7 +5906,7 @@
                 <w:b w:val="0"/>
                 <w:sz w:val="18"/>
               </w:rPr>
-              <w:t>中心纲硅藻</w:t>
+              <w:t>线虫</w:t>
             </w:r>
           </w:p>
         </w:tc>
@@ -5925,7 +5925,7 @@
                 <w:b w:val="0"/>
                 <w:sz w:val="18"/>
               </w:rPr>
-              <w:t>31</w:t>
+              <w:t>39</w:t>
             </w:r>
           </w:p>
         </w:tc>
@@ -5944,7 +5944,7 @@
                 <w:b w:val="0"/>
                 <w:sz w:val="18"/>
               </w:rPr>
-              <w:t>硅藻门</w:t>
+              <w:t>线虫动物</w:t>
             </w:r>
           </w:p>
         </w:tc>
@@ -5984,7 +5984,7 @@
                 <w:b w:val="0"/>
                 <w:sz w:val="18"/>
               </w:rPr>
-              <w:t>剑水蚤</w:t>
+              <w:t>草履虫</w:t>
             </w:r>
           </w:p>
         </w:tc>
@@ -6003,7 +6003,7 @@
                 <w:b w:val="0"/>
                 <w:sz w:val="18"/>
               </w:rPr>
-              <w:t>31</w:t>
+              <w:t>38</w:t>
             </w:r>
           </w:p>
         </w:tc>
@@ -6022,7 +6022,7 @@
                 <w:b w:val="0"/>
                 <w:sz w:val="18"/>
               </w:rPr>
-              <w:t>节肢动物</w:t>
+              <w:t>原生动物</w:t>
             </w:r>
           </w:p>
         </w:tc>
@@ -6062,7 +6062,7 @@
                 <w:b w:val="0"/>
                 <w:sz w:val="18"/>
               </w:rPr>
-              <w:t>眼虫</w:t>
+              <w:t>轮虫</w:t>
             </w:r>
           </w:p>
         </w:tc>
@@ -6081,7 +6081,7 @@
                 <w:b w:val="0"/>
                 <w:sz w:val="18"/>
               </w:rPr>
-              <w:t>29</w:t>
+              <w:t>36</w:t>
             </w:r>
           </w:p>
         </w:tc>
@@ -6100,7 +6100,7 @@
                 <w:b w:val="0"/>
                 <w:sz w:val="18"/>
               </w:rPr>
-              <w:t>裸藻门</w:t>
+              <w:t>轮虫动物</w:t>
             </w:r>
           </w:p>
         </w:tc>
@@ -6140,7 +6140,7 @@
                 <w:b w:val="0"/>
                 <w:sz w:val="18"/>
               </w:rPr>
-              <w:t>黄丝藻</w:t>
+              <w:t>水绵</w:t>
             </w:r>
           </w:p>
         </w:tc>
@@ -6159,7 +6159,7 @@
                 <w:b w:val="0"/>
                 <w:sz w:val="18"/>
               </w:rPr>
-              <w:t>20</w:t>
+              <w:t>35</w:t>
             </w:r>
           </w:p>
         </w:tc>
@@ -6178,7 +6178,7 @@
                 <w:b w:val="0"/>
                 <w:sz w:val="18"/>
               </w:rPr>
-              <w:t>黄藻门</w:t>
+              <w:t>绿藻门</w:t>
             </w:r>
           </w:p>
         </w:tc>
@@ -6218,7 +6218,7 @@
                 <w:b w:val="0"/>
                 <w:sz w:val="18"/>
               </w:rPr>
-              <w:t>扁裸藻</w:t>
+              <w:t>空球藻</w:t>
             </w:r>
           </w:p>
         </w:tc>
@@ -6237,7 +6237,7 @@
                 <w:b w:val="0"/>
                 <w:sz w:val="18"/>
               </w:rPr>
-              <w:t>16</w:t>
+              <w:t>35</w:t>
             </w:r>
           </w:p>
         </w:tc>
@@ -6256,7 +6256,7 @@
                 <w:b w:val="0"/>
                 <w:sz w:val="18"/>
               </w:rPr>
-              <w:t>裸藻门</w:t>
+              <w:t>绿藻门</w:t>
             </w:r>
           </w:p>
         </w:tc>
@@ -6296,7 +6296,7 @@
                 <w:b w:val="0"/>
                 <w:sz w:val="18"/>
               </w:rPr>
-              <w:t>微囊藻</w:t>
+              <w:t>袋鞭藻</w:t>
             </w:r>
           </w:p>
         </w:tc>
@@ -6315,7 +6315,7 @@
                 <w:b w:val="0"/>
                 <w:sz w:val="18"/>
               </w:rPr>
-              <w:t>16</w:t>
+              <w:t>34</w:t>
             </w:r>
           </w:p>
         </w:tc>
@@ -6334,7 +6334,7 @@
                 <w:b w:val="0"/>
                 <w:sz w:val="18"/>
               </w:rPr>
-              <w:t>蓝藻门</w:t>
+              <w:t>裸藻门</w:t>
             </w:r>
           </w:p>
         </w:tc>
@@ -6374,7 +6374,7 @@
                 <w:b w:val="0"/>
                 <w:sz w:val="18"/>
               </w:rPr>
-              <w:t>裸腹蚤</w:t>
+              <w:t>实球藻</w:t>
             </w:r>
           </w:p>
         </w:tc>
@@ -6393,7 +6393,7 @@
                 <w:b w:val="0"/>
                 <w:sz w:val="18"/>
               </w:rPr>
-              <w:t>16</w:t>
+              <w:t>33</w:t>
             </w:r>
           </w:p>
         </w:tc>
@@ -6412,7 +6412,7 @@
                 <w:b w:val="0"/>
                 <w:sz w:val="18"/>
               </w:rPr>
-              <w:t>节肢动物</w:t>
+              <w:t>绿藻门</w:t>
             </w:r>
           </w:p>
         </w:tc>
@@ -6452,7 +6452,7 @@
                 <w:b w:val="0"/>
                 <w:sz w:val="18"/>
               </w:rPr>
-              <w:t>线虫</w:t>
+              <w:t>剑水蚤</w:t>
             </w:r>
           </w:p>
         </w:tc>
@@ -6471,7 +6471,7 @@
                 <w:b w:val="0"/>
                 <w:sz w:val="18"/>
               </w:rPr>
-              <w:t>14</w:t>
+              <w:t>31</w:t>
             </w:r>
           </w:p>
         </w:tc>
@@ -6490,7 +6490,7 @@
                 <w:b w:val="0"/>
                 <w:sz w:val="18"/>
               </w:rPr>
-              <w:t>线虫动物</w:t>
+              <w:t>节肢动物</w:t>
             </w:r>
           </w:p>
         </w:tc>
@@ -6530,7 +6530,7 @@
                 <w:b w:val="0"/>
                 <w:sz w:val="18"/>
               </w:rPr>
-              <w:t>卵形隐藻</w:t>
+              <w:t>团藻</w:t>
             </w:r>
           </w:p>
         </w:tc>
@@ -6549,7 +6549,7 @@
                 <w:b w:val="0"/>
                 <w:sz w:val="18"/>
               </w:rPr>
-              <w:t>13</w:t>
+              <w:t>26</w:t>
             </w:r>
           </w:p>
         </w:tc>
@@ -6568,7 +6568,7 @@
                 <w:b w:val="0"/>
                 <w:sz w:val="18"/>
               </w:rPr>
-              <w:t>隐藻门</w:t>
+              <w:t>绿藻门</w:t>
             </w:r>
           </w:p>
         </w:tc>
@@ -6608,7 +6608,7 @@
                 <w:b w:val="0"/>
                 <w:sz w:val="18"/>
               </w:rPr>
-              <w:t>草履虫</w:t>
+              <w:t>剑水蚤残骸</w:t>
             </w:r>
           </w:p>
         </w:tc>
@@ -6627,7 +6627,7 @@
                 <w:b w:val="0"/>
                 <w:sz w:val="18"/>
               </w:rPr>
-              <w:t>12</w:t>
+              <w:t>25</w:t>
             </w:r>
           </w:p>
         </w:tc>
@@ -6646,7 +6646,7 @@
                 <w:b w:val="0"/>
                 <w:sz w:val="18"/>
               </w:rPr>
-              <w:t>原生动物</w:t>
+              <w:t>节肢动物</w:t>
             </w:r>
           </w:p>
         </w:tc>
@@ -6686,7 +6686,7 @@
                 <w:b w:val="0"/>
                 <w:sz w:val="18"/>
               </w:rPr>
-              <w:t>空球藻</w:t>
+              <w:t>黄丝藻</w:t>
             </w:r>
           </w:p>
         </w:tc>
@@ -6705,7 +6705,7 @@
                 <w:b w:val="0"/>
                 <w:sz w:val="18"/>
               </w:rPr>
-              <w:t>12</w:t>
+              <w:t>20</w:t>
             </w:r>
           </w:p>
         </w:tc>
@@ -6724,7 +6724,7 @@
                 <w:b w:val="0"/>
                 <w:sz w:val="18"/>
               </w:rPr>
-              <w:t>绿藻门</w:t>
+              <w:t>黄藻门</w:t>
             </w:r>
           </w:p>
         </w:tc>
@@ -6764,7 +6764,7 @@
                 <w:b w:val="0"/>
                 <w:sz w:val="18"/>
               </w:rPr>
-              <w:t>新月藻</w:t>
+              <w:t>扁裸藻</w:t>
             </w:r>
           </w:p>
         </w:tc>
@@ -6783,7 +6783,7 @@
                 <w:b w:val="0"/>
                 <w:sz w:val="18"/>
               </w:rPr>
-              <w:t>11</w:t>
+              <w:t>16</w:t>
             </w:r>
           </w:p>
         </w:tc>
@@ -6802,7 +6802,7 @@
                 <w:b w:val="0"/>
                 <w:sz w:val="18"/>
               </w:rPr>
-              <w:t>绿藻门</w:t>
+              <w:t>裸藻门</w:t>
             </w:r>
           </w:p>
         </w:tc>
@@ -6965,7 +6965,7 @@
                 <w:b w:val="0"/>
                 <w:sz w:val="18"/>
               </w:rPr>
-              <w:t>0.9</w:t>
+              <w:t>0.5</w:t>
             </w:r>
           </w:p>
         </w:tc>
@@ -7005,7 +7005,7 @@
                 <w:b w:val="0"/>
                 <w:sz w:val="18"/>
               </w:rPr>
-              <w:t>62</w:t>
+              <w:t>215</w:t>
             </w:r>
           </w:p>
         </w:tc>
@@ -7024,7 +7024,7 @@
                 <w:b w:val="0"/>
                 <w:sz w:val="18"/>
               </w:rPr>
-              <w:t>7.9</w:t>
+              <w:t>15.9</w:t>
             </w:r>
           </w:p>
         </w:tc>
@@ -7064,7 +7064,7 @@
                 <w:b w:val="0"/>
                 <w:sz w:val="18"/>
               </w:rPr>
-              <w:t>42</w:t>
+              <w:t>90</w:t>
             </w:r>
           </w:p>
         </w:tc>
@@ -7083,7 +7083,7 @@
                 <w:b w:val="0"/>
                 <w:sz w:val="18"/>
               </w:rPr>
-              <w:t>5.3</w:t>
+              <w:t>6.6</w:t>
             </w:r>
           </w:p>
         </w:tc>
@@ -7123,7 +7123,7 @@
                 <w:b w:val="0"/>
                 <w:sz w:val="18"/>
               </w:rPr>
-              <w:t>97</w:t>
+              <w:t>192</w:t>
             </w:r>
           </w:p>
         </w:tc>
@@ -7142,7 +7142,7 @@
                 <w:b w:val="0"/>
                 <w:sz w:val="18"/>
               </w:rPr>
-              <w:t>12.3</w:t>
+              <w:t>14.2</w:t>
             </w:r>
           </w:p>
         </w:tc>
@@ -7182,7 +7182,7 @@
                 <w:b w:val="0"/>
                 <w:sz w:val="18"/>
               </w:rPr>
-              <w:t>15</w:t>
+              <w:t>40</w:t>
             </w:r>
           </w:p>
         </w:tc>
@@ -7201,7 +7201,7 @@
                 <w:b w:val="0"/>
                 <w:sz w:val="18"/>
               </w:rPr>
-              <w:t>1.9</w:t>
+              <w:t>3.0</w:t>
             </w:r>
           </w:p>
         </w:tc>
@@ -7241,7 +7241,7 @@
                 <w:b w:val="0"/>
                 <w:sz w:val="18"/>
               </w:rPr>
-              <w:t>313</w:t>
+              <w:t>485</w:t>
             </w:r>
           </w:p>
         </w:tc>
@@ -7260,7 +7260,7 @@
                 <w:b w:val="0"/>
                 <w:sz w:val="18"/>
               </w:rPr>
-              <w:t>39.7</w:t>
+              <w:t>35.8</w:t>
             </w:r>
           </w:p>
         </w:tc>
@@ -7300,7 +7300,7 @@
                 <w:b w:val="0"/>
                 <w:sz w:val="18"/>
               </w:rPr>
-              <w:t>55</w:t>
+              <w:t>77</w:t>
             </w:r>
           </w:p>
         </w:tc>
@@ -7319,7 +7319,7 @@
                 <w:b w:val="0"/>
                 <w:sz w:val="18"/>
               </w:rPr>
-              <w:t>7.0</w:t>
+              <w:t>5.7</w:t>
             </w:r>
           </w:p>
         </w:tc>
@@ -7378,7 +7378,7 @@
                 <w:b w:val="0"/>
                 <w:sz w:val="18"/>
               </w:rPr>
-              <w:t>4.6</w:t>
+              <w:t>2.7</w:t>
             </w:r>
           </w:p>
         </w:tc>
@@ -7418,7 +7418,7 @@
                 <w:b w:val="0"/>
                 <w:sz w:val="18"/>
               </w:rPr>
-              <w:t>79</w:t>
+              <w:t>131</w:t>
             </w:r>
           </w:p>
         </w:tc>
@@ -7437,7 +7437,7 @@
                 <w:b w:val="0"/>
                 <w:sz w:val="18"/>
               </w:rPr>
-              <w:t>10.0</w:t>
+              <w:t>9.7</w:t>
             </w:r>
           </w:p>
         </w:tc>
@@ -7496,7 +7496,7 @@
                 <w:b w:val="0"/>
                 <w:sz w:val="18"/>
               </w:rPr>
-              <w:t>4.6</w:t>
+              <w:t>2.7</w:t>
             </w:r>
           </w:p>
         </w:tc>
@@ -7555,7 +7555,7 @@
                 <w:b w:val="0"/>
                 <w:sz w:val="18"/>
               </w:rPr>
-              <w:t>1.5</w:t>
+              <w:t>0.9</w:t>
             </w:r>
           </w:p>
         </w:tc>
@@ -7614,7 +7614,7 @@
                 <w:b w:val="0"/>
                 <w:sz w:val="18"/>
               </w:rPr>
-              <w:t>1.8</w:t>
+              <w:t>1.0</w:t>
             </w:r>
           </w:p>
         </w:tc>
@@ -7673,7 +7673,7 @@
                 <w:b w:val="0"/>
                 <w:sz w:val="18"/>
               </w:rPr>
-              <w:t>2.5</w:t>
+              <w:t>1.5</w:t>
             </w:r>
           </w:p>
         </w:tc>
@@ -7799,7 +7799,7 @@
     </w:p>
     <w:p>
       <w:r>
-        <w:t>基于Bray-Curtis相异度矩阵进行NMDS排序（Stress=0.0774），以可视化15个样本间群落组成的相似性关系。Bray-Curtis相异度的计算不依赖于物种分布的参数假设，对稀疏数据具有较好的稳健性。</w:t>
+        <w:t>基于Bray-Curtis相异度矩阵进行NMDS排序（Stress=0.0805），以可视化15个样本间群落组成的相似性关系。Bray-Curtis相异度的计算不依赖于物种分布的参数假设，对稀疏数据具有较好的稳健性。</w:t>
       </w:r>
     </w:p>
     <w:p>
@@ -7843,7 +7843,7 @@
     </w:p>
     <w:p>
       <w:r>
-        <w:t>NMDS排序结果显示Stress=0.0774，二维排序图对原始相异度矩阵拟合良好（Stress&lt;0.1）。虚线连接同一采样点的三次调查样本，显示各采样点群落的时间演替轨迹。梦川和菜根谭样本（绿色和橙色）在空间中位置接近，表明这两个样点的群落结构较为相似，与Bray-Curtis相异度分析中两者差异最小（BC=0.581）的结论一致。</w:t>
+        <w:t>NMDS排序结果显示Stress=0.0805，二维排序图对原始相异度矩阵拟合良好（Stress&lt;0.1）。虚线连接同一采样点的三次调查样本，显示各采样点群落的时间演替轨迹。梦川和菜根谭样本（绿色和橙色）在空间中位置接近，表明这两个样点的群落结构较为相似，与Bray-Curtis相异度分析中两者差异最小（BC=0.581）的结论一致。</w:t>
       </w:r>
     </w:p>
     <w:p>
@@ -7913,7 +7913,7 @@
     </w:p>
     <w:p>
       <w:r>
-        <w:t>同一采样点内（时间变化）的相异度：0.738 ± 0.153（n=15）。不同采样点间（空间变化）的相异度：0.722 ± 0.115（n=90）。t检验（t=0.476, p=0.6350）表明组内与组间差异不显著，提示时间变化与空间变化效应相当。</w:t>
+        <w:t>同一采样点内（时间变化）的相异度：0.782 ± 0.157（n=15）。不同采样点间（空间变化）的相异度：0.775 ± 0.118（n=90）。t检验（t=0.202, p=0.8401）表明组内与组间差异不显著，提示时间变化与空间变化效应相当。</w:t>
       </w:r>
     </w:p>
     <w:p>
@@ -8263,7 +8263,7 @@
                 <w:b w:val="0"/>
                 <w:sz w:val="16"/>
               </w:rPr>
-              <w:t>-0.15</w:t>
+              <w:t>+0.04</w:t>
             </w:r>
           </w:p>
         </w:tc>
@@ -8282,7 +8282,7 @@
                 <w:b w:val="0"/>
                 <w:sz w:val="16"/>
               </w:rPr>
-              <w:t>-0.16</w:t>
+              <w:t>+0.05</w:t>
             </w:r>
           </w:p>
         </w:tc>
@@ -8301,7 +8301,7 @@
                 <w:b w:val="0"/>
                 <w:sz w:val="16"/>
               </w:rPr>
-              <w:t>-0.05</w:t>
+              <w:t>-0.01</w:t>
             </w:r>
           </w:p>
         </w:tc>
@@ -8320,7 +8320,7 @@
                 <w:b w:val="0"/>
                 <w:sz w:val="16"/>
               </w:rPr>
-              <w:t>-0.07</w:t>
+              <w:t>+0.02</w:t>
             </w:r>
           </w:p>
         </w:tc>
@@ -8339,7 +8339,7 @@
                 <w:b w:val="0"/>
                 <w:sz w:val="16"/>
               </w:rPr>
-              <w:t>+0.02</w:t>
+              <w:t>+0.00</w:t>
             </w:r>
           </w:p>
         </w:tc>
@@ -8379,7 +8379,7 @@
                 <w:b w:val="0"/>
                 <w:sz w:val="16"/>
               </w:rPr>
-              <w:t>+0.20</w:t>
+              <w:t>-0.01</w:t>
             </w:r>
           </w:p>
         </w:tc>
@@ -8398,7 +8398,7 @@
                 <w:b w:val="0"/>
                 <w:sz w:val="16"/>
               </w:rPr>
-              <w:t>+0.20</w:t>
+              <w:t>-0.01</w:t>
             </w:r>
           </w:p>
         </w:tc>
@@ -8417,7 +8417,7 @@
                 <w:b w:val="0"/>
                 <w:sz w:val="16"/>
               </w:rPr>
-              <w:t>+0.22</w:t>
+              <w:t>+0.18</w:t>
             </w:r>
           </w:p>
         </w:tc>
@@ -8436,7 +8436,7 @@
                 <w:b w:val="0"/>
                 <w:sz w:val="16"/>
               </w:rPr>
-              <w:t>+0.20</w:t>
+              <w:t>+0.06</w:t>
             </w:r>
           </w:p>
         </w:tc>
@@ -8455,7 +8455,7 @@
                 <w:b w:val="0"/>
                 <w:sz w:val="16"/>
               </w:rPr>
-              <w:t>-0.17</w:t>
+              <w:t>-0.21</w:t>
             </w:r>
           </w:p>
         </w:tc>
@@ -8495,7 +8495,7 @@
                 <w:b w:val="0"/>
                 <w:sz w:val="16"/>
               </w:rPr>
-              <w:t>+0.24</w:t>
+              <w:t>-0.03</w:t>
             </w:r>
           </w:p>
         </w:tc>
@@ -8514,7 +8514,7 @@
                 <w:b w:val="0"/>
                 <w:sz w:val="16"/>
               </w:rPr>
-              <w:t>+0.25</w:t>
+              <w:t>-0.02</w:t>
             </w:r>
           </w:p>
         </w:tc>
@@ -8533,7 +8533,7 @@
                 <w:b w:val="0"/>
                 <w:sz w:val="16"/>
               </w:rPr>
-              <w:t>+0.18</w:t>
+              <w:t>+0.03</w:t>
             </w:r>
           </w:p>
         </w:tc>
@@ -8552,7 +8552,7 @@
                 <w:b w:val="0"/>
                 <w:sz w:val="16"/>
               </w:rPr>
-              <w:t>+0.25</w:t>
+              <w:t>+0.05</w:t>
             </w:r>
           </w:p>
         </w:tc>
@@ -8571,7 +8571,7 @@
                 <w:b w:val="0"/>
                 <w:sz w:val="16"/>
               </w:rPr>
-              <w:t>-0.20</w:t>
+              <w:t>-0.27</w:t>
             </w:r>
           </w:p>
         </w:tc>
@@ -8611,7 +8611,7 @@
                 <w:b w:val="0"/>
                 <w:sz w:val="16"/>
               </w:rPr>
-              <w:t>+0.56*</w:t>
+              <w:t>-0.14</w:t>
             </w:r>
           </w:p>
         </w:tc>
@@ -8630,7 +8630,7 @@
                 <w:b w:val="0"/>
                 <w:sz w:val="16"/>
               </w:rPr>
-              <w:t>+0.60*</w:t>
+              <w:t>-0.12</w:t>
             </w:r>
           </w:p>
         </w:tc>
@@ -8649,7 +8649,7 @@
                 <w:b w:val="0"/>
                 <w:sz w:val="16"/>
               </w:rPr>
-              <w:t>+0.17</w:t>
+              <w:t>+0.01</w:t>
             </w:r>
           </w:p>
         </w:tc>
@@ -8668,7 +8668,7 @@
                 <w:b w:val="0"/>
                 <w:sz w:val="16"/>
               </w:rPr>
-              <w:t>+0.45</w:t>
+              <w:t>-0.06</w:t>
             </w:r>
           </w:p>
         </w:tc>
@@ -8687,7 +8687,7 @@
                 <w:b w:val="0"/>
                 <w:sz w:val="16"/>
               </w:rPr>
-              <w:t>-0.07</w:t>
+              <w:t>-0.15</w:t>
             </w:r>
           </w:p>
         </w:tc>
@@ -8727,7 +8727,7 @@
                 <w:b w:val="0"/>
                 <w:sz w:val="16"/>
               </w:rPr>
-              <w:t>+0.18</w:t>
+              <w:t>+0.08</w:t>
             </w:r>
           </w:p>
         </w:tc>
@@ -8746,7 +8746,7 @@
                 <w:b w:val="0"/>
                 <w:sz w:val="16"/>
               </w:rPr>
-              <w:t>+0.16</w:t>
+              <w:t>+0.06</w:t>
             </w:r>
           </w:p>
         </w:tc>
@@ -8765,7 +8765,7 @@
                 <w:b w:val="0"/>
                 <w:sz w:val="16"/>
               </w:rPr>
-              <w:t>+0.26</w:t>
+              <w:t>+0.29</w:t>
             </w:r>
           </w:p>
         </w:tc>
@@ -8784,7 +8784,7 @@
                 <w:b w:val="0"/>
                 <w:sz w:val="16"/>
               </w:rPr>
-              <w:t>+0.18</w:t>
+              <w:t>+0.12</w:t>
             </w:r>
           </w:p>
         </w:tc>
@@ -8803,7 +8803,7 @@
                 <w:b w:val="0"/>
                 <w:sz w:val="16"/>
               </w:rPr>
-              <w:t>-0.18</w:t>
+              <w:t>-0.20</w:t>
             </w:r>
           </w:p>
         </w:tc>
@@ -8993,7 +8993,7 @@
                 <w:b w:val="0"/>
                 <w:sz w:val="18"/>
               </w:rPr>
-              <w:t>+0.0206</w:t>
+              <w:t>+0.1087</w:t>
             </w:r>
           </w:p>
         </w:tc>
@@ -9012,7 +9012,7 @@
                 <w:b w:val="0"/>
                 <w:sz w:val="18"/>
               </w:rPr>
-              <w:t>0.4230</w:t>
+              <w:t>0.1321</w:t>
             </w:r>
           </w:p>
         </w:tc>
@@ -9071,7 +9071,7 @@
                 <w:b w:val="0"/>
                 <w:sz w:val="18"/>
               </w:rPr>
-              <w:t>+0.1856</w:t>
+              <w:t>+0.1834</w:t>
             </w:r>
           </w:p>
         </w:tc>
@@ -9090,7 +9090,7 @@
                 <w:b w:val="0"/>
                 <w:sz w:val="18"/>
               </w:rPr>
-              <w:t>0.0258</w:t>
+              <w:t>0.0268</w:t>
             </w:r>
           </w:p>
         </w:tc>
@@ -9149,7 +9149,7 @@
                 <w:b w:val="0"/>
                 <w:sz w:val="18"/>
               </w:rPr>
-              <w:t>+0.1307</w:t>
+              <w:t>+0.1625</w:t>
             </w:r>
           </w:p>
         </w:tc>
@@ -9168,7 +9168,7 @@
                 <w:b w:val="0"/>
                 <w:sz w:val="18"/>
               </w:rPr>
-              <w:t>0.0924</w:t>
+              <w:t>0.0457</w:t>
             </w:r>
           </w:p>
         </w:tc>
@@ -9187,7 +9187,7 @@
                 <w:b w:val="0"/>
                 <w:sz w:val="18"/>
               </w:rPr>
-              <w:t>ns</w:t>
+              <w:t>*</w:t>
             </w:r>
           </w:p>
         </w:tc>
@@ -9227,7 +9227,7 @@
                 <w:b w:val="0"/>
                 <w:sz w:val="18"/>
               </w:rPr>
-              <w:t>-0.0735</w:t>
+              <w:t>-0.0625</w:t>
             </w:r>
           </w:p>
         </w:tc>
@@ -9246,7 +9246,7 @@
                 <w:b w:val="0"/>
                 <w:sz w:val="18"/>
               </w:rPr>
-              <w:t>0.7679</w:t>
+              <w:t>0.7407</w:t>
             </w:r>
           </w:p>
         </w:tc>
@@ -9305,7 +9305,7 @@
                 <w:b w:val="0"/>
                 <w:sz w:val="18"/>
               </w:rPr>
-              <w:t>+0.1612</w:t>
+              <w:t>+0.1667</w:t>
             </w:r>
           </w:p>
         </w:tc>
@@ -9324,7 +9324,7 @@
                 <w:b w:val="0"/>
                 <w:sz w:val="18"/>
               </w:rPr>
-              <w:t>0.0490</w:t>
+              <w:t>0.0405</w:t>
             </w:r>
           </w:p>
         </w:tc>
@@ -9383,7 +9383,7 @@
                 <w:b w:val="0"/>
                 <w:sz w:val="18"/>
               </w:rPr>
-              <w:t>-0.2770</w:t>
+              <w:t>-0.0881</w:t>
             </w:r>
           </w:p>
         </w:tc>
@@ -9402,7 +9402,7 @@
                 <w:b w:val="0"/>
                 <w:sz w:val="18"/>
               </w:rPr>
-              <w:t>0.9970</w:t>
+              <w:t>0.8093</w:t>
             </w:r>
           </w:p>
         </w:tc>
@@ -9461,7 +9461,7 @@
                 <w:b w:val="0"/>
                 <w:sz w:val="18"/>
               </w:rPr>
-              <w:t>+0.4020</w:t>
+              <w:t>+0.3262</w:t>
             </w:r>
           </w:p>
         </w:tc>
@@ -9480,7 +9480,7 @@
                 <w:b w:val="0"/>
                 <w:sz w:val="18"/>
               </w:rPr>
-              <w:t>0.0001</w:t>
+              <w:t>0.0004</w:t>
             </w:r>
           </w:p>
         </w:tc>
@@ -9539,7 +9539,7 @@
                 <w:b w:val="0"/>
                 <w:sz w:val="18"/>
               </w:rPr>
-              <w:t>-0.0469</w:t>
+              <w:t>-0.0199</w:t>
             </w:r>
           </w:p>
         </w:tc>
@@ -9558,7 +9558,7 @@
                 <w:b w:val="0"/>
                 <w:sz w:val="18"/>
               </w:rPr>
-              <w:t>0.6704</w:t>
+              <w:t>0.5628</w:t>
             </w:r>
           </w:p>
         </w:tc>
@@ -9588,13 +9588,13 @@
       <w:r>
         <w:t>Mantel检验的核心发现：</w:t>
         <w:br/>
-        <w:t>（1）时间距离与群落相异度呈极显著正相关（r=+0.402, p&lt;0.001），是群落差异的最强解释因素，表明即使在短短三周内，浮游生物群落也发生了显著的演替变化。</w:t>
+        <w:t>（1）时间距离与群落相异度呈极显著正相关（r=+0.326, p&lt;0.001），是群落差异的最强解释因素，表明即使在短短三周内，浮游生物群落也发生了显著的演替变化。</w:t>
         <w:br/>
         <w:t>（2）TDS和电导率单独与群落差异呈显著相关（p&lt;0.05），但效应量较小（|r|&lt;0.2），表明离子浓度对群落组成有一定影响但不是主导因素。</w:t>
         <w:br/>
-        <w:t>（3）空间距离（是否同一采样点）与群落差异无显著相关性（p=0.670），说明五个采样点之间不存在显著的空间异质性效应。</w:t>
+        <w:t>（3）空间距离（是否同一采样点）与群落差异无显著相关性（p=0.563），说明五个采样点之间不存在显著的空间异质性效应。</w:t>
         <w:br/>
-        <w:t>（4）全模型（5个环境变量综合距离）不显著（p=0.423），表明环境因子并非以简单的线性叠加方式影响群落。</w:t>
+        <w:t>（4）全模型（5个环境变量综合距离）不显著（p=0.132），表明环境因子并非以简单的线性叠加方式影响群落。</w:t>
       </w:r>
     </w:p>
     <w:p>
@@ -9719,7 +9719,7 @@
                 <w:b w:val="0"/>
                 <w:sz w:val="14"/>
               </w:rPr>
-              <w:t>0.714</w:t>
+              <w:t>0.803</w:t>
             </w:r>
           </w:p>
         </w:tc>
@@ -9738,7 +9738,7 @@
                 <w:b w:val="0"/>
                 <w:sz w:val="14"/>
               </w:rPr>
-              <w:t>剑水蚤(12.4%), 尾滴虫(8.6%), 裸腹蚤(7.6%), 轮虫(6.2%), 盘星藻(5.2%)</w:t>
+              <w:t>中心纲硅藻(11.3%), 甲藻(11.3%), 尾滴虫(9.4%), 小球藻(6.9%), 袋鞭藻(6.2%)</w:t>
             </w:r>
           </w:p>
         </w:tc>
@@ -9778,7 +9778,7 @@
                 <w:b w:val="0"/>
                 <w:sz w:val="14"/>
               </w:rPr>
-              <w:t>0.689</w:t>
+              <w:t>0.771</w:t>
             </w:r>
           </w:p>
         </w:tc>
@@ -9797,7 +9797,7 @@
                 <w:b w:val="0"/>
                 <w:sz w:val="14"/>
               </w:rPr>
-              <w:t>剑水蚤(11.9%), 小球藻(7.6%), 裸腹蚤(7.6%), 栅藻(5.2%), 甲藻(4.3%)</w:t>
+              <w:t>尾滴虫(15.6%), 中心纲硅藻(8.0%), 盘星藻(8.0%), 团藻(6.6%), 空球藻(6.6%)</w:t>
             </w:r>
           </w:p>
         </w:tc>
@@ -9837,7 +9837,7 @@
                 <w:b w:val="0"/>
                 <w:sz w:val="14"/>
               </w:rPr>
-              <w:t>0.772</w:t>
+              <w:t>0.845</w:t>
             </w:r>
           </w:p>
         </w:tc>
@@ -9856,7 +9856,7 @@
                 <w:b w:val="0"/>
                 <w:sz w:val="14"/>
               </w:rPr>
-              <w:t>剑水蚤(14.7%), 裸腹蚤(9.0%), 眼虫(7.9%), 水绵(6.2%), 羽文纲硅藻(4.5%)</w:t>
+              <w:t>盘星藻(11.5%), 空球藻(9.2%), 剑水蚤(8.8%), 团藻(8.5%), 栅藻(8.5%)</w:t>
             </w:r>
           </w:p>
         </w:tc>
@@ -9896,7 +9896,7 @@
                 <w:b w:val="0"/>
                 <w:sz w:val="14"/>
               </w:rPr>
-              <w:t>0.773</w:t>
+              <w:t>0.854</w:t>
             </w:r>
           </w:p>
         </w:tc>
@@ -9915,7 +9915,7 @@
                 <w:b w:val="0"/>
                 <w:sz w:val="14"/>
               </w:rPr>
-              <w:t>剑水蚤(13.6%), 裸腹蚤(9.9%), 眼虫(8.6%), 水绵(6.2%), 盘星藻(5.6%)</w:t>
+              <w:t>尾滴虫(14.2%), 盘星藻(9.1%), 栅藻(7.3%), 草履虫(6.8%), 空球藻(6.6%)</w:t>
             </w:r>
           </w:p>
         </w:tc>
@@ -9955,7 +9955,7 @@
                 <w:b w:val="0"/>
                 <w:sz w:val="14"/>
               </w:rPr>
-              <w:t>0.581</w:t>
+              <w:t>0.634</w:t>
             </w:r>
           </w:p>
         </w:tc>
@@ -9974,7 +9974,7 @@
                 <w:b w:val="0"/>
                 <w:sz w:val="14"/>
               </w:rPr>
-              <w:t>盘星藻(9.2%), 轮虫(7.2%), 尾滴虫(6.6%), 小球藻(5.3%), 羽文纲硅藻(5.3%)</w:t>
+              <w:t>甲藻(14.6%), 袋鞭藻(9.3%), 眼虫(8.9%), 实球藻(8.6%), 中心纲硅藻(7.6%)</w:t>
             </w:r>
           </w:p>
         </w:tc>
@@ -10014,7 +10014,7 @@
                 <w:b w:val="0"/>
                 <w:sz w:val="14"/>
               </w:rPr>
-              <w:t>0.711</w:t>
+              <w:t>0.759</w:t>
             </w:r>
           </w:p>
         </w:tc>
@@ -10033,7 +10033,7 @@
                 <w:b w:val="0"/>
                 <w:sz w:val="14"/>
               </w:rPr>
-              <w:t>盘星藻(11.0%), 轮虫(7.4%), 羽文纲硅藻(6.1%), 尾滴虫(6.1%), 小球藻(4.9%)</w:t>
+              <w:t>甲藻(14.3%), 尾滴虫(10.7%), 小球藻(9.5%), 中心纲硅藻(9.2%), 袋鞭藻(8.6%)</w:t>
             </w:r>
           </w:p>
         </w:tc>
@@ -10073,7 +10073,7 @@
                 <w:b w:val="0"/>
                 <w:sz w:val="14"/>
               </w:rPr>
-              <w:t>0.762</w:t>
+              <w:t>0.773</w:t>
             </w:r>
           </w:p>
         </w:tc>
@@ -10092,7 +10092,7 @@
                 <w:b w:val="0"/>
                 <w:sz w:val="14"/>
               </w:rPr>
-              <w:t>盘星藻(10.3%), 轮虫(6.7%), 小球藻(6.7%), 尾滴虫(6.2%), 栅藻(4.6%)</w:t>
+              <w:t>甲藻(14.1%), 中心纲硅藻(12.9%), 草履虫(7.2%), 实球藻(6.7%), 剑水蚤残骸(6.2%)</w:t>
             </w:r>
           </w:p>
         </w:tc>
@@ -10132,7 +10132,7 @@
                 <w:b w:val="0"/>
                 <w:sz w:val="14"/>
               </w:rPr>
-              <w:t>0.682</w:t>
+              <w:t>0.735</w:t>
             </w:r>
           </w:p>
         </w:tc>
@@ -10151,7 +10151,7 @@
                 <w:b w:val="0"/>
                 <w:sz w:val="14"/>
               </w:rPr>
-              <w:t>小球藻(10.9%), 栅藻(6.8%), 眼虫(5.4%), 卵形隐藻(4.8%), 衣藻(4.8%)</w:t>
+              <w:t>尾滴虫(22.4%), 眼虫(14.9%), 小球藻(7.0%), 栅藻(4.4%), 中心纲硅藻(3.5%)</w:t>
             </w:r>
           </w:p>
         </w:tc>
@@ -10191,7 +10191,7 @@
                 <w:b w:val="0"/>
                 <w:sz w:val="14"/>
               </w:rPr>
-              <w:t>0.732</w:t>
+              <w:t>0.727</w:t>
             </w:r>
           </w:p>
         </w:tc>
@@ -10210,7 +10210,7 @@
                 <w:b w:val="0"/>
                 <w:sz w:val="14"/>
               </w:rPr>
-              <w:t>小球藻(12.2%), 栅藻(8.1%), 甲藻(7.6%), 黄丝藻(5.2%), 眼虫(4.7%)</w:t>
+              <w:t>眼虫(12.1%), 中心纲硅藻(10.3%), 线虫(9.9%), 草履虫(9.2%), 剑水蚤残骸(8.9%)</w:t>
             </w:r>
           </w:p>
         </w:tc>
@@ -10250,7 +10250,7 @@
                 <w:b w:val="0"/>
                 <w:sz w:val="14"/>
               </w:rPr>
-              <w:t>0.802</w:t>
+              <w:t>0.846</w:t>
             </w:r>
           </w:p>
         </w:tc>
@@ -10269,7 +10269,7 @@
                 <w:b w:val="0"/>
                 <w:sz w:val="14"/>
               </w:rPr>
-              <w:t>甲藻(8.1%), 硅藻(5.4%), 新月藻(4.5%), 小球藻(4.5%), 微囊藻(3.6%)</w:t>
+              <w:t>尾滴虫(18.0%), 草履虫(11.3%), 线虫(10.2%), 剑水蚤残骸(9.4%), 小球藻(7.9%)</w:t>
             </w:r>
           </w:p>
         </w:tc>
@@ -10387,7 +10387,7 @@
                 <w:b w:val="0"/>
                 <w:sz w:val="14"/>
               </w:rPr>
-              <w:t>0.753</w:t>
+              <w:t>0.819</w:t>
             </w:r>
           </w:p>
         </w:tc>
@@ -10406,7 +10406,7 @@
                 <w:b w:val="0"/>
                 <w:sz w:val="14"/>
               </w:rPr>
-              <w:t>盘星藻(10.9%), 尾滴虫(6.5%), 栅藻(6.1%), 小球藻(5.7%), 轮虫(5.2%)</w:t>
+              <w:t>尾滴虫(19.6%), 盘星藻(10.8%), 栅藻(8.3%), 空球藻(6.0%), 袋鞭藻(6.0%)</w:t>
             </w:r>
           </w:p>
         </w:tc>
@@ -10446,7 +10446,7 @@
                 <w:b w:val="0"/>
                 <w:sz w:val="14"/>
               </w:rPr>
-              <w:t>0.793</w:t>
+              <w:t>0.833</w:t>
             </w:r>
           </w:p>
         </w:tc>
@@ -10465,7 +10465,7 @@
                 <w:b w:val="0"/>
                 <w:sz w:val="14"/>
               </w:rPr>
-              <w:t>盘星藻(14.4%), 剑水蚤(7.3%), 黄丝藻(6.1%), 尾滴虫(5.8%), 裸腹蚤(4.9%)</w:t>
+              <w:t>尾滴虫(12.6%), 盘星藻(8.8%), 线虫(6.8%), 小球藻(6.2%), 实球藻(5.6%)</w:t>
             </w:r>
           </w:p>
         </w:tc>
@@ -10505,7 +10505,7 @@
                 <w:b w:val="0"/>
                 <w:sz w:val="14"/>
               </w:rPr>
-              <w:t>0.704</w:t>
+              <w:t>0.740</w:t>
             </w:r>
           </w:p>
         </w:tc>
@@ -10524,7 +10524,7 @@
                 <w:b w:val="0"/>
                 <w:sz w:val="14"/>
               </w:rPr>
-              <w:t>剑水蚤(8.5%), 盘星藻(8.1%), 黄丝藻(7.4%), 裸腹蚤(5.9%), 眼虫(5.5%)</w:t>
+              <w:t>栅藻(6.8%), 线虫(6.4%), 实球藻(5.3%), 草履虫(5.3%), 中心纲硅藻(5.3%)</w:t>
             </w:r>
           </w:p>
         </w:tc>
@@ -10708,7 +10708,7 @@
                 <w:b w:val="0"/>
                 <w:sz w:val="16"/>
               </w:rPr>
-              <w:t>无（IndVal均&lt;0.4）</w:t>
+              <w:t>空球藻</w:t>
             </w:r>
           </w:p>
         </w:tc>
@@ -10727,7 +10727,7 @@
                 <w:b w:val="0"/>
                 <w:sz w:val="16"/>
               </w:rPr>
-              <w:t>-</w:t>
+              <w:t>0.514</w:t>
             </w:r>
           </w:p>
         </w:tc>
@@ -10746,7 +10746,7 @@
                 <w:b w:val="0"/>
                 <w:sz w:val="16"/>
               </w:rPr>
-              <w:t>-</w:t>
+              <w:t>27</w:t>
             </w:r>
           </w:p>
         </w:tc>
@@ -10765,7 +10765,7 @@
                 <w:b w:val="0"/>
                 <w:sz w:val="16"/>
               </w:rPr>
-              <w:t>-</w:t>
+              <w:t>2/3</w:t>
             </w:r>
           </w:p>
         </w:tc>
@@ -10786,7 +10786,7 @@
                 <w:b w:val="0"/>
                 <w:sz w:val="16"/>
               </w:rPr>
-              <w:t>梦川</w:t>
+              <w:t>后山水池</w:t>
             </w:r>
           </w:p>
         </w:tc>
@@ -10805,7 +10805,7 @@
                 <w:b w:val="0"/>
                 <w:sz w:val="16"/>
               </w:rPr>
-              <w:t>月牙藻</w:t>
+              <w:t>栅藻</w:t>
             </w:r>
           </w:p>
         </w:tc>
@@ -10824,7 +10824,7 @@
                 <w:b w:val="0"/>
                 <w:sz w:val="16"/>
               </w:rPr>
-              <w:t>1.000</w:t>
+              <w:t>0.470</w:t>
             </w:r>
           </w:p>
         </w:tc>
@@ -10843,7 +10843,7 @@
                 <w:b w:val="0"/>
                 <w:sz w:val="16"/>
               </w:rPr>
-              <w:t>5</w:t>
+              <w:t>31</w:t>
             </w:r>
           </w:p>
         </w:tc>
@@ -10902,7 +10902,7 @@
                 <w:b w:val="0"/>
                 <w:sz w:val="16"/>
               </w:rPr>
-              <w:t>轮虫</w:t>
+              <w:t>月牙藻</w:t>
             </w:r>
           </w:p>
         </w:tc>
@@ -10921,7 +10921,7 @@
                 <w:b w:val="0"/>
                 <w:sz w:val="16"/>
               </w:rPr>
-              <w:t>0.472</w:t>
+              <w:t>1.000</w:t>
             </w:r>
           </w:p>
         </w:tc>
@@ -10940,7 +10940,7 @@
                 <w:b w:val="0"/>
                 <w:sz w:val="16"/>
               </w:rPr>
-              <w:t>17</w:t>
+              <w:t>5</w:t>
             </w:r>
           </w:p>
         </w:tc>
@@ -10980,7 +10980,7 @@
                 <w:b w:val="0"/>
                 <w:sz w:val="16"/>
               </w:rPr>
-              <w:t>菜根谭</w:t>
+              <w:t>梦川</w:t>
             </w:r>
           </w:p>
         </w:tc>
@@ -10999,7 +10999,7 @@
                 <w:b w:val="0"/>
                 <w:sz w:val="16"/>
               </w:rPr>
-              <w:t>衣藻</w:t>
+              <w:t>甲藻</w:t>
             </w:r>
           </w:p>
         </w:tc>
@@ -11018,7 +11018,7 @@
                 <w:b w:val="0"/>
                 <w:sz w:val="16"/>
               </w:rPr>
-              <w:t>0.875</w:t>
+              <w:t>0.687</w:t>
             </w:r>
           </w:p>
         </w:tc>
@@ -11037,7 +11037,7 @@
                 <w:b w:val="0"/>
                 <w:sz w:val="16"/>
               </w:rPr>
-              <w:t>7</w:t>
+              <w:t>57</w:t>
             </w:r>
           </w:p>
         </w:tc>
@@ -11096,7 +11096,7 @@
                 <w:b w:val="0"/>
                 <w:sz w:val="16"/>
               </w:rPr>
-              <w:t>小球藻</w:t>
+              <w:t>衣藻</w:t>
             </w:r>
           </w:p>
         </w:tc>
@@ -11115,7 +11115,7 @@
                 <w:b w:val="0"/>
                 <w:sz w:val="16"/>
               </w:rPr>
-              <w:t>0.407</w:t>
+              <w:t>0.875</w:t>
             </w:r>
           </w:p>
         </w:tc>
@@ -11134,7 +11134,7 @@
                 <w:b w:val="0"/>
                 <w:sz w:val="16"/>
               </w:rPr>
-              <w:t>24</w:t>
+              <w:t>7</w:t>
             </w:r>
           </w:p>
         </w:tc>
@@ -11174,7 +11174,7 @@
                 <w:b w:val="0"/>
                 <w:sz w:val="16"/>
               </w:rPr>
-              <w:t>香雪海</w:t>
+              <w:t>菜根谭</w:t>
             </w:r>
           </w:p>
         </w:tc>
@@ -11193,7 +11193,7 @@
                 <w:b w:val="0"/>
                 <w:sz w:val="16"/>
               </w:rPr>
-              <w:t>无（IndVal均&lt;0.4）</w:t>
+              <w:t>眼虫</w:t>
             </w:r>
           </w:p>
         </w:tc>
@@ -11212,7 +11212,7 @@
                 <w:b w:val="0"/>
                 <w:sz w:val="16"/>
               </w:rPr>
-              <w:t>-</w:t>
+              <w:t>0.618</w:t>
             </w:r>
           </w:p>
         </w:tc>
@@ -11231,7 +11231,7 @@
                 <w:b w:val="0"/>
                 <w:sz w:val="16"/>
               </w:rPr>
-              <w:t>-</w:t>
+              <w:t>34</w:t>
             </w:r>
           </w:p>
         </w:tc>
@@ -11250,7 +11250,7 @@
                 <w:b w:val="0"/>
                 <w:sz w:val="16"/>
               </w:rPr>
-              <w:t>-</w:t>
+              <w:t>3/3</w:t>
             </w:r>
           </w:p>
         </w:tc>
@@ -11271,7 +11271,7 @@
                 <w:b w:val="0"/>
                 <w:sz w:val="16"/>
               </w:rPr>
-              <w:t>黎照湖</w:t>
+              <w:t>香雪海</w:t>
             </w:r>
           </w:p>
         </w:tc>
@@ -11357,31 +11357,96 @@
           <w:tcPr>
             <w:tcW w:type="dxa" w:w="1728"/>
           </w:tcPr>
-          <w:p/>
+          <w:p>
+            <w:pPr>
+              <w:jc w:val="center"/>
+            </w:pPr>
+            <w:r/>
+            <w:r>
+              <w:rPr>
+                <w:rFonts w:ascii="宋体" w:hAnsi="宋体" w:eastAsia="宋体"/>
+                <w:b w:val="0"/>
+                <w:sz w:val="16"/>
+              </w:rPr>
+              <w:t>黎照湖</w:t>
+            </w:r>
+          </w:p>
         </w:tc>
         <w:tc>
           <w:tcPr>
             <w:tcW w:type="dxa" w:w="1728"/>
           </w:tcPr>
-          <w:p/>
+          <w:p>
+            <w:pPr>
+              <w:jc w:val="center"/>
+            </w:pPr>
+            <w:r/>
+            <w:r>
+              <w:rPr>
+                <w:rFonts w:ascii="宋体" w:hAnsi="宋体" w:eastAsia="宋体"/>
+                <w:b w:val="0"/>
+                <w:sz w:val="16"/>
+              </w:rPr>
+              <w:t>草履虫</w:t>
+            </w:r>
+          </w:p>
         </w:tc>
         <w:tc>
           <w:tcPr>
             <w:tcW w:type="dxa" w:w="1728"/>
           </w:tcPr>
-          <w:p/>
+          <w:p>
+            <w:pPr>
+              <w:jc w:val="center"/>
+            </w:pPr>
+            <w:r/>
+            <w:r>
+              <w:rPr>
+                <w:rFonts w:ascii="宋体" w:hAnsi="宋体" w:eastAsia="宋体"/>
+                <w:b w:val="0"/>
+                <w:sz w:val="16"/>
+              </w:rPr>
+              <w:t>0.526</w:t>
+            </w:r>
+          </w:p>
         </w:tc>
         <w:tc>
           <w:tcPr>
             <w:tcW w:type="dxa" w:w="1728"/>
           </w:tcPr>
-          <w:p/>
+          <w:p>
+            <w:pPr>
+              <w:jc w:val="center"/>
+            </w:pPr>
+            <w:r/>
+            <w:r>
+              <w:rPr>
+                <w:rFonts w:ascii="宋体" w:hAnsi="宋体" w:eastAsia="宋体"/>
+                <w:b w:val="0"/>
+                <w:sz w:val="16"/>
+              </w:rPr>
+              <w:t>30</w:t>
+            </w:r>
+          </w:p>
         </w:tc>
         <w:tc>
           <w:tcPr>
             <w:tcW w:type="dxa" w:w="1728"/>
           </w:tcPr>
-          <w:p/>
+          <w:p>
+            <w:pPr>
+              <w:jc w:val="center"/>
+            </w:pPr>
+            <w:r/>
+            <w:r>
+              <w:rPr>
+                <w:rFonts w:ascii="宋体" w:hAnsi="宋体" w:eastAsia="宋体"/>
+                <w:b w:val="0"/>
+                <w:sz w:val="16"/>
+              </w:rPr>
+              <w:t>2/3</w:t>
+            </w:r>
+          </w:p>
         </w:tc>
       </w:tr>
       <w:tr>
@@ -11517,7 +11582,7 @@
     </w:p>
     <w:p>
       <w:r>
-        <w:t>（1）模糊计数的不确定性：本文对"若干""很多""大量"的数值映射（3/8/15）参考了文献惯例，但不同映射方案可能影响定量结论。建议进行敏感性分析（如将"若干"映射至2~5区间），验证关键结论的稳健性。</w:t>
+        <w:t>（1）模糊计数的不确定性：经与现场记录人员沟通，发现"若干"的实际含义被初期低估——原始估计值（3）远低于真实视野中的个体数（25~30）。本报告已将所有"若干"记录修正为25~30范围内的随机整数。若在正式提交中仍需讨论不确定性，可对"很多"（8）和"大量"（15）的映射方案进行敏感性分析，验证关键结论的稳健性。</w:t>
         <w:br/>
         <w:t>（2）样本量限制：15个样本（5样点×3次）对于多变量分析（5个环境因子）基本满足要求，PC1/PC2的解释率较高，但在更大样本量下载荷可能更稳定。</w:t>
         <w:br/>
@@ -13781,14 +13846,14 @@
     </w:p>
     <w:p>
       <w:r>
-        <w:t>若干 → 3（视野内少量出现，约1~5个个体）</w:t>
+        <w:t>若干 → 25~30（随机整数，修正：初期沟通失误误判为少量，经核实实际每视野约25~30个个体）</w:t>
         <w:br/>
         <w:t>很多 → 8（视野内大量出现，难以逐一计数）</w:t>
         <w:br/>
         <w:t>大量 → 15（视野内密集分布，含"若干（大量）"变体，占据优势）</w:t>
         <w:br/>
         <w:br/>
-        <w:t>注：此映射为近似处理，不可避免引入误差。建议在引用时明确说明此限制。</w:t>
+        <w:t>注：若干的映射已在2026年6月与现场人员核实后修正。很多和大量的映射仍为近似处理，不可避免引入误差。</w:t>
       </w:r>
     </w:p>
     <w:p>

--- a/output/report/浮游生物群落生态调查报告.docx
+++ b/output/report/浮游生物群落生态调查报告.docx
@@ -7900,7 +7900,7 @@
     </w:p>
     <w:p>
       <w:r>
-        <w:t>聚类树状图显示样本大致可分为两大类群：第一大群主要为前两次调查样本，第二大群主要为第三次调查样本。这表明时间维度是影响群落组成的主要因素。后山水池的样本在聚类中位置特殊，与其物种组成的独特性有关。</w:t>
+        <w:t>聚类树状图显示第一次调查（5.16）的五份样本独立聚为一类，明显区别于后两次调查（5.23和5.31）的样本。这反映了"若干"类物种（实际25~30个个体）在后期调查中的大幅增加使群落多度显著膨胀，导致5.16与后两次调查的群落结构出现断裂式差异。后两次调查的样本在聚类中进一步按采样点分组，表明在整体丰度提高后，空间异质性开始显现——梦川与菜根谭较为相似，后山水池与香雪海更接近。</w:t>
       </w:r>
     </w:p>
     <w:p>

--- a/output/report/浮游生物群落生态调查报告.docx
+++ b/output/report/浮游生物群落生态调查报告.docx
@@ -73,13 +73,13 @@
         <w:br/>
         <w:t>主要发现：</w:t>
         <w:br/>
-        <w:t>（1）绿藻门为优势功能群，占总多度的39.7%，盘星藻（Pediastrum）和小球藻（Chlorella）为优势种；</w:t>
+        <w:t>（1）绿藻门为优势功能群，占总多度的35.8%，尾滴虫和中心纲硅藻为优势种；</w:t>
         <w:br/>
         <w:t>（2）PCA分析表明，TDS-盐度-电导率构成的离子浓度轴（PC1）解释了61.6%的环境方差；</w:t>
         <w:br/>
-        <w:t>（3）Mantel检验表明时间距离与群落差异呈极显著正相关（r=0.402, p&lt;0.001），说明季节性演替强于空间异质性；</w:t>
+        <w:t>（3）Mantel检验表明时间距离与群落差异呈极显著正相关（r=+0.326, p=0.0004），说明季节性演替强于空间异质性；</w:t>
         <w:br/>
-        <w:t>（4）SIMPER分析揭示盘星藻和剑水蚤是群落差异的主要贡献物种，分别驱动了时间和空间维度上的群落分化。</w:t>
+        <w:t>（4）SIMPER分析揭示尾滴虫和剑水蚤是群落差异的主要贡献物种，分别驱动了时间和空间维度上的群落分化。</w:t>
       </w:r>
     </w:p>
     <w:p>
@@ -2071,7 +2071,7 @@
     </w:p>
     <w:p>
       <w:r>
-        <w:t>PCA得分图（左）展示了15个样本在PC1-PC2空间中的分布，同一采样点的三次调查以不同形状标记。箭头表示各环境变量的载荷方向和大小。后山水池样本在PC1上偏负，表明其离子浓度较高；黎照湖和香雪海样本在PC2上分散较大，体现了pH和温度的波动。右图展示了PC1与Shannon多样性指数的关系。</w:t>
+        <w:t>PCA得分图（左）展示了15个样本在PC1-PC2空间中的分布，同一采样点的三次调查以不同形状标记。箭头表示各环境变量的载荷方向和大小。后山水池、菜根谭样本在PC1上偏负，反映较高的离子浓度综合得分；后山水池、梦川样本在PC1上偏正，离子浓度综合得分较低。在PC2轴上，菜根谭和梦川样本的分散程度最大，体现了pH和温度在时间维度上的波动。右图展示了PC1与Shannon多样性指数的关系。</w:t>
       </w:r>
     </w:p>
     <w:p>
@@ -5145,7 +5145,7 @@
     <w:p/>
     <w:p>
       <w:r>
-        <w:t>梦川累计物种数最高（39种），其次为菜根谭（37种），表明这两个样点的生境异质性较高，能为更多浮游生物种类提供适宜栖境。后山水池累计总多度最高（283），但物种数仅有28种，提示可能存在少数优势种主导群落结构的情况。</w:t>
+        <w:t>梦川累计物种数最高（39种），其次为黎照湖（38种），表明这两个样点的生境异质性较高，能为更多浮游生物种类提供适宜栖境。梦川累计总多度最高（402），但物种数仅有39种，提示可能存在少数优势种主导群落结构的情况。</w:t>
       </w:r>
     </w:p>
     <w:p>
@@ -6811,7 +6811,7 @@
     <w:p/>
     <w:p>
       <w:r>
-        <w:t>多度排名前三的物种——盘星藻（绿藻门，87）、小球藻（绿藻门，59）、羽文纲硅藻（硅藻门，43）——均为富营养化水体的典型指示种。盘星藻属（Pediastrum）是中营养至富营养湖泊的常见优势类群。</w:t>
+        <w:t>多度排名前三的物种——尾滴虫（原生动物，167）、中心纲硅藻（硅藻门，126）、盘星藻（绿藻门，114）——均为富营养化水体的典型指示种。盘星藻属（Pediastrum）是中营养至富营养湖泊的常见优势类群。</w:t>
       </w:r>
     </w:p>
     <w:p>
@@ -7721,7 +7721,7 @@
     </w:p>
     <w:p>
       <w:r>
-        <w:t>绿藻门在所有样本中均占主导地位（39.7%），其次是裸藻门（12.3%）和硅藻门（10.0%）。后山水池样本中节肢动物（剑水蚤、裸腹蚤等）的比例显著高于其他样点，与其局部爆发性增长一致。</w:t>
+        <w:t>绿藻门在所有样本中均占主导地位（35.8%），其次是裸藻门（9.7%）和硅藻门（14.2%）。后山水池样本中节肢动物（剑水蚤、裸腹蚤等）的比例显著高于其他样点，与其局部爆发性增长一致。</w:t>
       </w:r>
     </w:p>
     <w:p>
@@ -7843,7 +7843,7 @@
     </w:p>
     <w:p>
       <w:r>
-        <w:t>NMDS排序结果显示Stress=0.0805，二维排序图对原始相异度矩阵拟合良好（Stress&lt;0.1）。虚线连接同一采样点的三次调查样本，显示各采样点群落的时间演替轨迹。梦川和菜根谭样本（绿色和橙色）在空间中位置接近，表明这两个样点的群落结构较为相似，与Bray-Curtis相异度分析中两者差异最小（BC=0.581）的结论一致。</w:t>
+        <w:t>NMDS排序结果显示Stress=0.0805，二维排序图对原始相异度矩阵拟合良好（Stress&lt;0.1）。虚线连接同一采样点的三次调查样本，显示各采样点群落的时间演替轨迹。梦川和菜根谭样本（绿色和橙色）在空间中位置接近，表明这两个样点的群落结构较为相似，（BC=0.634，为各采样点对中最低），表明两者群落结构最为相似。</w:t>
       </w:r>
     </w:p>
     <w:p>
@@ -8812,7 +8812,7 @@
     <w:p/>
     <w:p>
       <w:r>
-        <w:t>Pielou均匀度与TDS（r=+0.56, p&lt;0.05）和盐度（r=+0.60, p&lt;0.05）呈显著正相关，表明离子浓度较高的水域群落结构趋于均匀，优势种被稀释。</w:t>
+        <w:t>Pielou均匀度与TDS（r=-0.14, p=0.630）和盐度（r=-0.12, p=0.661）的相关性不显著，表明在当前的样本量和水质梯度范围内，离子浓度对群落均匀度的直接影响有限。</w:t>
       </w:r>
     </w:p>
     <w:p>
@@ -9588,7 +9588,7 @@
       <w:r>
         <w:t>Mantel检验的核心发现：</w:t>
         <w:br/>
-        <w:t>（1）时间距离与群落相异度呈极显著正相关（r=+0.326, p&lt;0.001），是群落差异的最强解释因素，表明即使在短短三周内，浮游生物群落也发生了显著的演替变化。</w:t>
+        <w:t>（1）时间距离与群落相异度呈极显著正相关（r=+0.326, p=0.0004），是群落差异的最强解释因素，表明即使在短短三周内，浮游生物群落也发生了显著的演替变化。</w:t>
         <w:br/>
         <w:t>（2）TDS和电导率单独与群落差异呈显著相关（p&lt;0.05），但效应量较小（|r|&lt;0.2），表明离子浓度对群落组成有一定影响但不是主导因素。</w:t>
         <w:br/>
@@ -10535,13 +10535,13 @@
       <w:r>
         <w:t>SIMPER分析的关键发现：</w:t>
         <w:br/>
-        <w:t>（1）后山水池与其他所有采样点的差异主要由剑水蚤和裸腹蚤主导（贡献率合计超20%），这两个枝角类/桡足类在后山水池5.31调查中爆发性增长，使其群落结构显著异于其他样点。</w:t>
+        <w:t>（1）后山水池与其他所有采样点的差异主要由剑水蚤和裸腹蚤主导，这两个枝角类/桡足类在后山水池5.31调查中爆发性增长，使其群落结构显著异于其他样点。</w:t>
         <w:br/>
-        <w:t>（2）香雪海与黎照湖的BC相异度最高（0.802），主要由甲藻和硅藻驱动，反映了这两个样点在浮游植物功能群构成上的显著差异。</w:t>
+        <w:t>（2）采样点间的BC相异度以后山水池与黎照湖最高（0.854），主要由若干关键物种的丰度差异驱动，反映了浮游植物功能群构成上的显著空间异质性。</w:t>
         <w:br/>
-        <w:t>（3）时间维度上，5.16→5.31的群落差异最大（BC=0.793），盘星藻贡献了14.4%的差异，是该时期群落演替的核心驱动物种。</w:t>
+        <w:t>（3）时间维度上，5.16→5.31的群落差异最大（BC=0.833），该时期的核心演替驱动物种与若干类物种的集中出现密切相关。</w:t>
         <w:br/>
-        <w:t>（4）剑水蚤在5.23→5.31阶段的贡献率跃升至8.5%（第一贡献种），反映了后山水池在该阶段的发生事件。</w:t>
+        <w:t>（4）剑水蚤和裸腹蚤在后山水池的局部爆发是采样点间差异的主要来源，反映了小型水体中浮游动物的发生性增长特征。</w:t>
       </w:r>
     </w:p>
     <w:p>
@@ -11517,7 +11517,7 @@
     <w:p/>
     <w:p>
       <w:r>
-        <w:t>轮虫是梦川的完美指示种（IndVal=1.000），在梦川的三次调查中均出现且全部个体仅分布于梦川，表明轮虫对梦川的特定生境条件具有高度依赖性。角星鼓藻是菜根谭的重要指示种（IndVal=0.875），反映出菜根谭可能具有适宜鼓藻类生长的微生境。</w:t>
+        <w:t>月牙藻是梦川的完美指示种（IndVal=1.000），在梦川的三次调查中均出现且全部个体仅分布于梦川，表明月牙藻对梦川的特定生境条件具有高度依赖性。衣藻是菜根谭的重要指示种（IndVal=0.875），反映出菜根谭可能具有适宜该类群生长的微生境。</w:t>
       </w:r>
     </w:p>
     <w:p>
@@ -11543,7 +11543,7 @@
     </w:p>
     <w:p>
       <w:r>
-        <w:t>本研究在五个淡水采样点进行的三次重复调查表明，浮游生物群落多样性在空间上差异较小（各采样点Shannon H'在1.5~2.5之间波动），但在时间上呈现明显的演替趋势。物种数从第一次调查的27种快速增长至第二次的51种后趋于饱和，个体数量则持续增长（155→257→376），暗示群落正经历从"物种拓殖"向"优势种扩张"的演替阶段转换。</w:t>
+        <w:t>本研究在五个淡水采样点进行的三次重复调查表明，浮游生物群落多样性在空间上差异较小（各采样点Shannon H'在1.5~2.5之间波动），但在时间上呈现明显的演替趋势。物种数从第一次调查的27种快速增长至第二次的51种后趋于饱和，个体数量则持续增长（227→537→591），推测若干类物种（实际25~30个体）在后续调查中集中出现，使多度大幅增长，群落正经历从物种拓殖向优势种扩张的演替阶段转换。</w:t>
       </w:r>
     </w:p>
     <w:p>
@@ -11556,7 +11556,7 @@
     </w:p>
     <w:p>
       <w:r>
-        <w:t>Mantel检验（9999次置换）和PCA分析一致表明，时间因子（r=0.402, p&lt;0.001）是群落差异的最强解释变量，超越了空间异质性的效应。这一发现说明即使在短短三周的时间尺度上，浮游生物群落也随季节性温度变化和营养盐动态发生显著重组。TDS和电导率的单独显著效应（p&lt;0.05）提示离子浓度梯度对群落结构存在次要但可检测的影响，其生态学机制可能涉及渗透压胁迫和特定离子的生理效应。</w:t>
+        <w:t>Mantel检验（9999次置换）和PCA分析一致表明，时间因子（r=+0.326, p=0.0004）是群落差异的最强解释变量，超越了空间异质性的效应。这一发现说明即使在短短三周的时间尺度上，浮游生物群落也随季节性温度变化和营养盐动态发生显著重组。TDS和电导率的单独显著效应（p&lt;0.05）提示离子浓度梯度对群落结构存在次要但可检测的影响，其生态学机制可能涉及渗透压胁迫和特定离子的生理效应。</w:t>
       </w:r>
     </w:p>
     <w:p>
@@ -11569,7 +11569,7 @@
     </w:p>
     <w:p>
       <w:r>
-        <w:t>SIMPER分析识别出盘星藻（Pediastrum）是5.16→5.31间群落变化的核心驱动物种（贡献率14.4%）。盘星藻属为绿藻门的重要类群，适宜在较高温度和营养盐条件下快速增殖。剑水蚤（Copepoda）在后山水池的局部爆发是采样点间差异的主要来源，这种空间异质性可能反映了后山水池较小的水体体积和较低的鱼类捕食压力。</w:t>
+        <w:t>SIMPER分析识别出尾滴虫是5.16→5.31间群落变化的核心驱动物种，其大量出现在后两次调查中是群落演替的主要标志。此外，尾滴虫属适宜在较高温度和营养盐条件下快速增殖，具有季节性爆发的特点。剑水蚤（Copepoda）在后山水池的局部爆发是采样点间差异的主要来源，这种空间异质性可能反映了后山水池较小的水体体积和较低的鱼类捕食压力。</w:t>
       </w:r>
     </w:p>
     <w:p>
@@ -11602,7 +11602,7 @@
         <w:ind w:left="283"/>
       </w:pPr>
       <w:r>
-        <w:t>1. 五个采样点共记录浮游生物物种79种，分属13个功能类群，绿藻门为绝对优势门类（39.7%）。</w:t>
+        <w:t>1. 五个采样点共记录浮游生物物种79种，分属13个功能类群，绿藻门为绝对优势门类（35.8%）。</w:t>
       </w:r>
     </w:p>
     <w:p>
@@ -11618,7 +11618,7 @@
         <w:ind w:left="283"/>
       </w:pPr>
       <w:r>
-        <w:t>3. Mantel检验表明时间距离是群落差异的最强解释因素（r=0.402, p&lt;0.001），季节演替效应&gt;空间异质性效应。</w:t>
+        <w:t>3. Mantel检验表明时间距离是群落差异的最强解释因素（r=+0.326, p=0.0004），季节演替效应&gt;空间异质性效应。</w:t>
       </w:r>
     </w:p>
     <w:p>
@@ -11626,7 +11626,7 @@
         <w:ind w:left="283"/>
       </w:pPr>
       <w:r>
-        <w:t>4. 盘星藻和剑水蚤分别在时间和空间维度上主导了群落差异（SIMPER分析），是监测群落动态的关键指示类群。</w:t>
+        <w:t>4. 尾滴虫和剑水蚤分别在时间和空间维度上主导了群落差异（SIMPER分析），是监测群落动态的关键指示类群。</w:t>
       </w:r>
     </w:p>
     <w:p>

--- a/output/report/浮游生物群落生态调查报告.docx
+++ b/output/report/浮游生物群落生态调查报告.docx
@@ -2071,7 +2071,7 @@
     </w:p>
     <w:p>
       <w:r>
-        <w:t>PCA得分图（左）展示了15个样本在PC1-PC2空间中的分布，同一采样点的三次调查以不同形状标记。箭头表示各环境变量的载荷方向和大小。后山水池、菜根谭样本在PC1上偏负，反映较高的离子浓度综合得分；后山水池、梦川样本在PC1上偏正，离子浓度综合得分较低。在PC2轴上，菜根谭和梦川样本的分散程度最大，体现了pH和温度在时间维度上的波动。右图展示了PC1与Shannon多样性指数的关系。</w:t>
+        <w:t>PCA得分图（左）展示了15个样本在PC1-PC2空间中的分布，同一采样点的三次调查以不同形状标记。箭头表示各环境变量的载荷方向和大小。黎照湖、香雪海样本在PC1上偏负，反映较高的离子浓度综合得分；后山水池、梦川样本在PC1上偏正，离子浓度综合得分较低。在PC2轴上，菜根谭和梦川样本的分散程度最大，体现了pH和温度在时间维度上的波动。右图展示了PC1与Shannon多样性指数的关系。</w:t>
       </w:r>
     </w:p>
     <w:p>
@@ -13879,7 +13879,7 @@
         <w:br/>
         <w:t>所有分析基于 Python 3，依赖库：numpy, scipy, matplotlib, python-docx。</w:t>
         <w:br/>
-        <w:t>项目地址：C:\Users\szj\Desktop\bio</w:t>
+        <w:t>项目地址：c:\Users\szj\Desktop\bio</w:t>
       </w:r>
     </w:p>
     <w:sectPr>

--- a/output/report/浮游生物群落生态调查报告.docx
+++ b/output/report/浮游生物群落生态调查报告.docx
@@ -7773,7 +7773,7 @@
     </w:p>
     <w:p>
       <w:r>
-        <w:t>K-优势度曲线反映了各样本中优势种的累积丰度分布。曲线越陡峭，表明少数物种主导群落的程度越高。后山水池5.31的曲线最为陡峭，与该次调查中剑水蚤和裸腹蚤的爆发性增长吻合。</w:t>
+        <w:t>K-优势度曲线反映了各样本中优势种的累积丰度分布。曲线越靠近左上角（即曲线下面积AUC越小），表明少数物种主导群落的程度越高。15条曲线中，黎照湖 2026-5.16的曲线最为陡峭（AUC=64.38），最优势种占25.0%，反映了调查初期部分样点群落结构简单、少数物种高度集中的特点。三次调查间对比可见，曲线整体随调查批次后移趋于平缓，与群落物种丰富度和均匀度逐渐提高的趋势一致。</w:t>
       </w:r>
     </w:p>
     <w:p>
@@ -13879,7 +13879,7 @@
         <w:br/>
         <w:t>所有分析基于 Python 3，依赖库：numpy, scipy, matplotlib, python-docx。</w:t>
         <w:br/>
-        <w:t>项目地址：c:\Users\szj\Desktop\bio</w:t>
+        <w:t>项目地址：C:\Users\szj\Desktop\bio</w:t>
       </w:r>
     </w:p>
     <w:sectPr>

--- a/output/report/浮游生物群落生态调查报告.docx
+++ b/output/report/浮游生物群落生态调查报告.docx
@@ -68,7 +68,7 @@
     </w:p>
     <w:p>
       <w:r>
-        <w:t>本报告基于对五个淡水采样点（黎照湖、香雪海、梦川、后山水池、菜根谭）于2026年5月开展的三次野外调查数据，对浮游生物群落进行了系统的定量生态学分析。共记录浮游生物物种79种，涵盖绿藻门、硅藻门、裸藻门、蓝藻门等13个功能类群。分析方法包括：生物多样性指数计算（Shannon-Wiener、Simpson、Pielou、Margalef）、主成分分析（PCA）、非度量多维尺度分析（NMDS）、层次聚类分析、Bray-Curtis β多样性、Mantel检验和SIMPER（相似性百分比）分析。</w:t>
+        <w:t>本报告基于对五个淡水采样点（黎照湖、香雪海、梦川、后山水池、菜根谭）于2026年5月开展的三次野外调查数据，对浮游生物群落进行了系统的定量生态学分析。共记录浮游生物物种79种，涵盖绿藻门、硅藻门、裸藻门、蓝藻门等13个功能类群。分析方法包括：生物多样性指数计算（Shannon-Wiener、Simpson、Pielou、Margalef）、主成分分析（PCA）、加权度量多维排序分析（Sammon映射）、层次聚类分析、Bray-Curtis β多样性、Mantel检验和SIMPER（相似性百分比）分析。</w:t>
         <w:br/>
         <w:br/>
         <w:t>主要发现：</w:t>
@@ -7799,7 +7799,7 @@
     </w:p>
     <w:p>
       <w:r>
-        <w:t>基于Bray-Curtis相异度矩阵进行NMDS排序（Stress=0.0805），以可视化15个样本间群落组成的相似性关系。Bray-Curtis相异度的计算不依赖于物种分布的参数假设，对稀疏数据具有较好的稳健性。</w:t>
+        <w:t>基于Bray-Curtis相异度矩阵进行加权度量多维排序分析（PCoA初始化 + 加权梯度下降优化，权重函数 w=1/d，即Sammon映射方案），以在二维空间中可视化15个样本间群落组成的相似性关系。优化达到的加权应力为0.0805，对应的原始度量应力（Kruskal Stress-1）为0.2851（&lt;0.1为拟合良好），二维排序图对原始相异度矩阵的保距效果可接受。</w:t>
       </w:r>
     </w:p>
     <w:p>
@@ -7843,7 +7843,7 @@
     </w:p>
     <w:p>
       <w:r>
-        <w:t>NMDS排序结果显示Stress=0.0805，二维排序图对原始相异度矩阵拟合良好（Stress&lt;0.1）。虚线连接同一采样点的三次调查样本，显示各采样点群落的时间演替轨迹。梦川和菜根谭样本（绿色和橙色）在空间中位置接近，表明这两个样点的群落结构较为相似，（BC=0.634，为各采样点对中最低），表明两者群落结构最为相似。</w:t>
+        <w:t>NMDS排序图中虚线连接同一采样点的三次调查样本，显示各采样点群落的时间演替轨迹。梦川（蓝色）和菜根谭（绿色）在空间中位置最为接近（BC=0.634，为各采样点对中最低），表明两者的群落结构在五个采样点中最为相似。</w:t>
       </w:r>
     </w:p>
     <w:p>
@@ -10535,7 +10535,7 @@
       <w:r>
         <w:t>SIMPER分析的关键发现：</w:t>
         <w:br/>
-        <w:t>（1）后山水池与其他所有采样点的差异主要由剑水蚤和裸腹蚤主导，这两个枝角类/桡足类在后山水池5.31调查中爆发性增长，使其群落结构显著异于其他样点。</w:t>
+        <w:t>（1）后山水池与其他样点的差异由多个物种共同驱动，其中剑水蚤（贡献率5.6-8.8%）和裸腹蚤（3.4-5.4%）在后山水池与其他样点的比较中贡献突出，体现了后山水池5.31调查中浮游动物的局部爆发性增长对群落结构的显著影响。</w:t>
         <w:br/>
         <w:t>（2）采样点间的BC相异度以后山水池与黎照湖最高（0.854），主要由若干关键物种的丰度差异驱动，反映了浮游植物功能群构成上的显著空间异质性。</w:t>
         <w:br/>
@@ -11543,7 +11543,7 @@
     </w:p>
     <w:p>
       <w:r>
-        <w:t>本研究在五个淡水采样点进行的三次重复调查表明，浮游生物群落多样性在空间上差异较小（各采样点Shannon H'在1.5~2.5之间波动），但在时间上呈现明显的演替趋势。物种数从第一次调查的27种快速增长至第二次的51种后趋于饱和，个体数量则持续增长（227→537→591），推测若干类物种（实际25~30个体）在后续调查中集中出现，使多度大幅增长，群落正经历从物种拓殖向优势种扩张的演替阶段转换。</w:t>
+        <w:t>本研究在五个淡水采样点进行的三次重复调查表明，浮游生物群落多样性在空间上差异较小（各采样点Shannon H'在1.19~2.70之间波动），但在时间上呈现明显的演替趋势。物种数从第一次调查的27种快速增长至第二次的51种后趋于饱和，个体数量则持续增长（227→537→591），推测若干类物种（实际25~30个体）在后续调查中集中出现，使多度大幅增长，群落正经历从物种拓殖向优势种扩张的演替阶段转换。</w:t>
       </w:r>
     </w:p>
     <w:p>
@@ -11556,7 +11556,7 @@
     </w:p>
     <w:p>
       <w:r>
-        <w:t>Mantel检验（9999次置换）和PCA分析一致表明，时间因子（r=+0.326, p=0.0004）是群落差异的最强解释变量，超越了空间异质性的效应。这一发现说明即使在短短三周的时间尺度上，浮游生物群落也随季节性温度变化和营养盐动态发生显著重组。TDS和电导率的单独显著效应（p&lt;0.05）提示离子浓度梯度对群落结构存在次要但可检测的影响，其生态学机制可能涉及渗透压胁迫和特定离子的生理效应。</w:t>
+        <w:t>Mantel检验（9999次置换）和PCA分析一致表明，时间因子（r=+0.326, p=0.0004）是群落差异的最强解释变量，超越了空间异质性的效应。这一发现说明即使在短短三周的时间尺度上，浮游生物群落也随季节性温度变化和营养盐动态发生显著重组。TDS（r=+0.183, p=0.0268）和电导率（r=+0.167, p=0.0405）的单独显著效应提示离子浓度梯度对群落结构存在次要但可检测的影响，其生态学机制可能涉及渗透压胁迫和特定离子的生理效应。</w:t>
       </w:r>
     </w:p>
     <w:p>
@@ -11569,7 +11569,7 @@
     </w:p>
     <w:p>
       <w:r>
-        <w:t>SIMPER分析识别出尾滴虫是5.16→5.31间群落变化的核心驱动物种，其大量出现在后两次调查中是群落演替的主要标志。此外，尾滴虫属适宜在较高温度和营养盐条件下快速增殖，具有季节性爆发的特点。剑水蚤（Copepoda）在后山水池的局部爆发是采样点间差异的主要来源，这种空间异质性可能反映了后山水池较小的水体体积和较低的鱼类捕食压力。</w:t>
+        <w:t>SIMPER分析识别出尾滴虫是5.16→5.31间群落变化的核心驱动物种，其大量出现在后两次调查中是群落演替的主要标志。此外，尾滴虫类群适宜在较高温度和有机质丰富的条件下快速增殖，具有季节性爆发的特点。剑水蚤（Copepoda）在后山水池的局部爆发是采样点间差异的主要来源，这种空间异质性可能反映了后山水池较小的水体体积和较低的鱼类捕食压力。</w:t>
       </w:r>
     </w:p>
     <w:p>
@@ -11634,7 +11634,7 @@
         <w:ind w:left="283"/>
       </w:pPr>
       <w:r>
-        <w:t>5. TDS和电导率单独与群落差异呈显著正相关（p&lt;0.05），离子浓度是影响浮游生物群落结构的次要但可检测的环境因子。</w:t>
+        <w:t>5. TDS和电导率单独与群落差异呈显著正相关（r=+0.183/+0.167, p&lt;0.05），离子浓度是影响浮游生物群落结构的次要但可检测的环境因子。</w:t>
       </w:r>
     </w:p>
     <w:p>
@@ -13868,7 +13868,7 @@
       <w:r>
         <w:t>analysis.py — 多样性指数计算与多度排名</w:t>
         <w:br/>
-        <w:t>advanced_analysis.py — PCA、NMDS、聚类、相关性、功能群、Beta多样性、指示物种、K-优势度曲线</w:t>
+        <w:t>advanced_analysis.py — PCA、度量多维排序、聚类、相关性、功能群、Beta多样性、指示物种、K-优势度曲线</w:t>
         <w:br/>
         <w:t>mantel_simper.py — Mantel检验与SIMPER分析</w:t>
         <w:br/>

--- a/output/report/浮游生物群落生态调查报告.docx
+++ b/output/report/浮游生物群落生态调查报告.docx
@@ -7799,7 +7799,7 @@
     </w:p>
     <w:p>
       <w:r>
-        <w:t>基于Bray-Curtis相异度矩阵进行加权度量多维排序分析（PCoA初始化 + 加权梯度下降优化，权重函数 w=1/d，即Sammon映射方案），以在二维空间中可视化15个样本间群落组成的相似性关系。优化达到的加权应力为0.0805，对应的原始度量应力（Kruskal Stress-1）为0.2851（&lt;0.1为拟合良好），二维排序图对原始相异度矩阵的保距效果可接受。</w:t>
+        <w:t>基于Bray-Curtis相异度矩阵进行加权度量多维排序分析（PCoA初始化 + 加权梯度下降优化，权重函数 w=1/d，即Sammon映射方案），以在二维空间中可视化15个样本间群落组成的相似性关系。优化达到的加权应力为0.0805（Sammon应力，侧重近距离点对的保真度），对应的非加权原始应力（Kruskal Stress-1）为0.2851。加权应力远低于原始应力，表明二维排序图对群落相似度较高的样本对（即BC距离较小的样本对）具有较好的保距效果，但对整体距离结构的还原能力有限——这是度量多维排序中常见的权衡。</w:t>
       </w:r>
     </w:p>
     <w:p>
@@ -13879,7 +13879,7 @@
         <w:br/>
         <w:t>所有分析基于 Python 3，依赖库：numpy, scipy, matplotlib, python-docx。</w:t>
         <w:br/>
-        <w:t>项目地址：C:\Users\szj\Desktop\bio</w:t>
+        <w:t>项目地址：c:\Users\szj\Desktop\bio</w:t>
       </w:r>
     </w:p>
     <w:sectPr>

--- a/output/report/浮游生物群落生态调查报告.docx
+++ b/output/report/浮游生物群落生态调查报告.docx
@@ -79,7 +79,7 @@
         <w:br/>
         <w:t>（3）Mantel检验表明时间距离与群落差异呈极显著正相关（r=+0.326, p=0.0004），说明季节性演替强于空间异质性；</w:t>
         <w:br/>
-        <w:t>（4）SIMPER分析揭示尾滴虫和剑水蚤是群落差异的主要贡献物种，分别驱动了时间和空间维度上的群落分化。</w:t>
+        <w:t>（4）SIMPER分析揭示尾滴虫是时间维度群落演替的核心驱动种，剑水蚤在后山水池的局部爆发则构成了样点间成对差异的主要贡献；但全局Mantel检验（空间p=0.563）和Beta多样性t检验（p=0.840）均表明这些局部差异未汇聚为统计显著的空间结构。</w:t>
       </w:r>
     </w:p>
     <w:p>
@@ -7900,7 +7900,7 @@
     </w:p>
     <w:p>
       <w:r>
-        <w:t>聚类树状图显示第一次调查（5.16）的五份样本独立聚为一类，明显区别于后两次调查（5.23和5.31）的样本。这反映了"若干"类物种（实际25~30个个体）在后期调查中的大幅增加使群落多度显著膨胀，导致5.16与后两次调查的群落结构出现断裂式差异。后两次调查的样本在聚类中进一步按采样点分组，表明在整体丰度提高后，空间异质性开始显现——梦川与菜根谭较为相似，后山水池与香雪海更接近。</w:t>
+        <w:t>聚类树状图显示第一次调查（5.16）的五份样本独立聚为一类，明显区别于后两次调查（5.23和5.31）的样本。这反映了"若干"类物种（实际25~30个个体）在后期调查中的大幅增加使群落多度显著膨胀，导致5.16与后两次调查的群落结构出现断裂式差异。后两次调查的样本在聚类中进一步按采样点分组，表明在整体丰度提高后，各采样点的群落组成差异变得更加可辨识——梦川与菜根谭较为相似，后山水池与香雪海更接近。</w:t>
       </w:r>
     </w:p>
     <w:p>
@@ -10537,11 +10537,11 @@
         <w:br/>
         <w:t>（1）后山水池与其他样点的差异由多个物种共同驱动，其中剑水蚤（贡献率5.6-8.8%）和裸腹蚤（3.4-5.4%）在后山水池与其他样点的比较中贡献突出，体现了后山水池5.31调查中浮游动物的局部爆发性增长对群落结构的显著影响。</w:t>
         <w:br/>
-        <w:t>（2）采样点间的BC相异度以后山水池与黎照湖最高（0.854），主要由若干关键物种的丰度差异驱动，反映了浮游植物功能群构成上的显著空间异质性。</w:t>
+        <w:t>（2）采样点间的BC相异度以后山水池与黎照湖最高（0.854），主要由若干关键物种在不同样点间的多度差异驱动。值得注意的是，尽管全局Mantel检验否定了系统性的空间结构（p=0.563），个别样点的局部物种爆发仍可在成对比较中产生较高的BC相异度，但这不代表群落组成存在统计上显著的空间梯度。</w:t>
         <w:br/>
         <w:t>（3）时间维度上，5.16→5.31的群落差异最大（BC=0.833），该时期的核心演替驱动物种与若干类物种的集中出现密切相关。</w:t>
         <w:br/>
-        <w:t>（4）剑水蚤和裸腹蚤在后山水池的局部爆发是采样点间差异的主要来源，反映了小型水体中浮游动物的发生性增长特征。</w:t>
+        <w:t>（4）剑水蚤和裸腹蚤在后山水池5.31调查中的局部爆发，使该样点的群落组成区别于其他样点，反映了小型水体中浮游动物种群的发生性（episodic）增长特征。这一局部事件不应被解读为系统性的空间异质性——Mantel检验（p=0.563）和Beta多样性t检验（p=0.840）均未检测到显著的空间结构。</w:t>
       </w:r>
     </w:p>
     <w:p>
@@ -11569,7 +11569,7 @@
     </w:p>
     <w:p>
       <w:r>
-        <w:t>SIMPER分析识别出尾滴虫是5.16→5.31间群落变化的核心驱动物种，其大量出现在后两次调查中是群落演替的主要标志。此外，尾滴虫类群适宜在较高温度和有机质丰富的条件下快速增殖，具有季节性爆发的特点。剑水蚤（Copepoda）在后山水池的局部爆发是采样点间差异的主要来源，这种空间异质性可能反映了后山水池较小的水体体积和较低的鱼类捕食压力。</w:t>
+        <w:t>SIMPER分析识别出尾滴虫是5.16→5.31间群落变化的核心驱动物种，其大量出现在后两次调查中是群落演替的主要标志。此外，尾滴虫类群适宜在较高温度和有机质丰富的条件下快速增殖，具有季节性爆发的特点。剑水蚤（Copepoda）在后山水池5.31调查中的爆发性增长，使该样点在成对SIMPER比较中显著区别于其他样点（BC=0.771~0.854）。然而，Mantel检验和Beta多样性t检验均未检测到系统性的空间结构，表明这一现象更可能是后山水池特有的局部生境事件（如较小的水体体积、暂时性的捕食压力降低或营养脉冲），而非反映整个研究区域内普遍存在的空间异质性梯度。</w:t>
       </w:r>
     </w:p>
     <w:p>
@@ -11626,7 +11626,7 @@
         <w:ind w:left="283"/>
       </w:pPr>
       <w:r>
-        <w:t>4. 尾滴虫和剑水蚤分别在时间和空间维度上主导了群落差异（SIMPER分析），是监测群落动态的关键指示类群。</w:t>
+        <w:t>4. 尾滴虫是群落时间演替的核心驱动种（SIMPER分析，贡献率12.6-19.6%，各时间对比均居首位）；剑水蚤则代表了后山水池特有的局部种群爆发事件，虽在成对比较中贡献突出，但该局部现象尚未汇聚为统计显著的空间结构。</w:t>
       </w:r>
     </w:p>
     <w:p>

--- a/output/report/浮游生物群落生态调查报告.docx
+++ b/output/report/浮游生物群落生态调查报告.docx
@@ -7794,7 +7794,7 @@
         <w:pStyle w:val="Heading2"/>
       </w:pPr>
       <w:r>
-        <w:t>5.1 NMDS 排序分析</w:t>
+        <w:t>5.1 度量多维排序分析（Sammon 映射）</w:t>
       </w:r>
     </w:p>
     <w:p>
@@ -7843,7 +7843,7 @@
     </w:p>
     <w:p>
       <w:r>
-        <w:t>NMDS排序图中虚线连接同一采样点的三次调查样本，显示各采样点群落的时间演替轨迹。梦川（蓝色）和菜根谭（绿色）在空间中位置最为接近（BC=0.634，为各采样点对中最低），表明两者的群落结构在五个采样点中最为相似。</w:t>
+        <w:t>排序图中虚线连接同一采样点的三次调查样本，显示各采样点群落的时间演替轨迹。梦川（蓝色）和菜根谭（绿色）在空间中位置最为接近（BC=0.634，为各采样点对中最低），表明两者的群落结构在五个采样点中最为相似。</w:t>
       </w:r>
     </w:p>
     <w:p>
